--- a/klagomål/A 22410-2026 FSC-klagomål.docx
+++ b/klagomål/A 22410-2026 FSC-klagomål.docx
@@ -1367,7 +1367,7 @@
     <w:r>
       <w:tab/>
       <w:tab/>
-      <w:t>2026-06-15</w:t>
+      <w:t>2026-06-16</w:t>
       <w:br/>
       <w:br/>
     </w:r>

--- a/klagomål/A 22410-2026 FSC-klagomål.docx
+++ b/klagomål/A 22410-2026 FSC-klagomål.docx
@@ -1367,7 +1367,7 @@
     <w:r>
       <w:tab/>
       <w:tab/>
-      <w:t>2026-06-16</w:t>
+      <w:t>2026-06-17</w:t>
       <w:br/>
       <w:br/>
     </w:r>

--- a/klagomål/A 22410-2026 FSC-klagomål.docx
+++ b/klagomål/A 22410-2026 FSC-klagomål.docx
@@ -1,6 +1,6 @@
 
 <file path=word/document.xml><?xml version="1.0" encoding="utf-8"?>
-<w:document xmlns:wpc="http://schemas.microsoft.com/office/word/2010/wordprocessingCanvas" xmlns:cx="http://schemas.microsoft.com/office/drawing/2014/chartex" xmlns:cx1="http://schemas.microsoft.com/office/drawing/2015/9/8/chartex" xmlns:cx2="http://schemas.microsoft.com/office/drawing/2015/10/21/chartex" xmlns:cx3="http://schemas.microsoft.com/office/drawing/2016/5/9/chartex" xmlns:cx4="http://schemas.microsoft.com/office/drawing/2016/5/10/chartex" xmlns:cx5="http://schemas.microsoft.com/office/drawing/2016/5/11/chartex" xmlns:cx6="http://schemas.microsoft.com/office/drawing/2016/5/12/chartex" xmlns:cx7="http://schemas.microsoft.com/office/drawing/2016/5/13/chartex" xmlns:cx8="http://schemas.microsoft.com/office/drawing/2016/5/14/chartex" xmlns:mc="http://schemas.openxmlformats.org/markup-compatibility/2006" xmlns:aink="http://schemas.microsoft.com/office/drawing/2016/ink" xmlns:am3d="http://schemas.microsoft.com/office/drawing/2017/model3d" xmlns:o="urn:schemas-microsoft-com:office:office" xmlns:oel="http://schemas.microsoft.com/office/2019/extlst" xmlns:r="http://schemas.openxmlformats.org/officeDocument/2006/relationships" xmlns:m="http://schemas.openxmlformats.org/officeDocument/2006/math" xmlns:v="urn:schemas-microsoft-com:vml" xmlns:wp14="http://schemas.microsoft.com/office/word/2010/wordprocessingDrawing" xmlns:wp="http://schemas.openxmlformats.org/drawingml/2006/wordprocessingDrawing" xmlns:w10="urn:schemas-microsoft-com:office:word" xmlns:w="http://schemas.openxmlformats.org/wordprocessingml/2006/main" xmlns:w14="http://schemas.microsoft.com/office/word/2010/wordml" xmlns:w15="http://schemas.microsoft.com/office/word/2012/wordml" xmlns:w16cex="http://schemas.microsoft.com/office/word/2018/wordml/cex" xmlns:w16cid="http://schemas.microsoft.com/office/word/2016/wordml/cid" xmlns:w16="http://schemas.microsoft.com/office/word/2018/wordml" xmlns:w16sdtdh="http://schemas.microsoft.com/office/word/2020/wordml/sdtdatahash" xmlns:w16se="http://schemas.microsoft.com/office/word/2015/wordml/symex" xmlns:wpg="http://schemas.microsoft.com/office/word/2010/wordprocessingGroup" xmlns:wpi="http://schemas.microsoft.com/office/word/2010/wordprocessingInk" xmlns:wne="http://schemas.microsoft.com/office/word/2006/wordml" xmlns:wps="http://schemas.microsoft.com/office/word/2010/wordprocessingShape" mc:Ignorable="w14 w15 w16se w16cid w16 w16cex w16sdtdh wp14">
+<w:document xmlns:wpc="http://schemas.microsoft.com/office/word/2010/wordprocessingCanvas" xmlns:cx="http://schemas.microsoft.com/office/drawing/2014/chartex" xmlns:cx1="http://schemas.microsoft.com/office/drawing/2015/9/8/chartex" xmlns:cx2="http://schemas.microsoft.com/office/drawing/2015/10/21/chartex" xmlns:cx3="http://schemas.microsoft.com/office/drawing/2016/5/9/chartex" xmlns:cx4="http://schemas.microsoft.com/office/drawing/2016/5/10/chartex" xmlns:cx5="http://schemas.microsoft.com/office/drawing/2016/5/11/chartex" xmlns:cx6="http://schemas.microsoft.com/office/drawing/2016/5/12/chartex" xmlns:cx7="http://schemas.microsoft.com/office/drawing/2016/5/13/chartex" xmlns:cx8="http://schemas.microsoft.com/office/drawing/2016/5/14/chartex" xmlns:mc="http://schemas.openxmlformats.org/markup-compatibility/2006" xmlns:aink="http://schemas.microsoft.com/office/drawing/2016/ink" xmlns:am3d="http://schemas.microsoft.com/office/drawing/2017/model3d" xmlns:o="urn:schemas-microsoft-com:office:office" xmlns:oel="http://schemas.microsoft.com/office/2019/extlst" xmlns:r="http://schemas.openxmlformats.org/officeDocument/2006/relationships" xmlns:m="http://schemas.openxmlformats.org/officeDocument/2006/math" xmlns:v="urn:schemas-microsoft-com:vml" xmlns:wp14="http://schemas.microsoft.com/office/word/2010/wordprocessingDrawing" xmlns:wp="http://schemas.openxmlformats.org/drawingml/2006/wordprocessingDrawing" xmlns:w10="urn:schemas-microsoft-com:office:word" xmlns:w="http://schemas.openxmlformats.org/wordprocessingml/2006/main" xmlns:w14="http://schemas.microsoft.com/office/word/2010/wordml" xmlns:w15="http://schemas.microsoft.com/office/word/2012/wordml" xmlns:w16cex="http://schemas.microsoft.com/office/word/2018/wordml/cex" xmlns:w16cid="http://schemas.microsoft.com/office/word/2016/wordml/cid" xmlns:w16="http://schemas.microsoft.com/office/word/2018/wordml" xmlns:w16du="http://schemas.microsoft.com/office/word/2023/wordml/word16du" xmlns:w16sdtdh="http://schemas.microsoft.com/office/word/2020/wordml/sdtdatahash" xmlns:w16sdtfl="http://schemas.microsoft.com/office/word/2024/wordml/sdtformatlock" xmlns:w16se="http://schemas.microsoft.com/office/word/2015/wordml/symex" xmlns:wpg="http://schemas.microsoft.com/office/word/2010/wordprocessingGroup" xmlns:wpi="http://schemas.microsoft.com/office/word/2010/wordprocessingInk" xmlns:wne="http://schemas.microsoft.com/office/word/2006/wordml" xmlns:wps="http://schemas.microsoft.com/office/word/2010/wordprocessingShape" mc:Ignorable="w14 w15 w16se w16cid w16 w16cex w16sdtdh w16sdtfl w16du wp14">
   <w:body>
     <w:p>
       <w:r>
@@ -168,7 +168,7 @@
     </w:p>
     <w:p>
       <w:r>
-        <w:t>Detta dokument behandlar höga naturvärden i avverkningsanmälan A 22410-2026 i Åtvidabergs kommun. Denna avverkningsanmälan inkom 2026-05-12 16:04:52 och omfattar 3,9 ha.</w:t>
+        <w:t>Detta dokument behandlar höga naturvärden i avverkningsanmälan A 22410-2026 i Åtvidabergs kommun som inkom 2026-05-12 och omfattar 3,9 ha.</w:t>
       </w:r>
     </w:p>
     <w:p>
@@ -191,12 +191,15 @@
     </w:p>
     <w:p>
       <w:r>
-        <w:t>I avverkningsanmälan har följande 11 naturvårdsarter hittats: spillkråka (NT, §4), vedtrappmossa (NT), björksplintborre (S), blodticka (S), bronshjon (S), grön sköldmossa (S, §8), grönpyrola (S), mindre märgborre (S), västlig hakmossa (S), vågbandad barkbock (S) och revlummer (§9). Av dessa är 2 rödlistade. För rödlistade arter har rödlistekategorin angivits inom parentes. Arter som är signalarter enligt Skogsstyrelsen har markerats med (S). För fridlysta arter anges även paragrafen i Artskyddsförordningen som arten är fridlyst enligt.</w:t>
+        <w:t>I och inom 6 meter från avverkningsanmälan har följande 14 naturvårdsarter hittats: vedtrappmossa (NT, T), björksplintborre (S), blodticka (S, T), bronshjon (S, T), grovticka (S, T), grön sköldmossa (S, T, §8), grönpyrola (S, T), mindre märgborre (S, T), västlig hakmossa (S), vågbandad barkbock (S), blåsippa (T, §9), kransmossa (T), spillkråka (T, §4) och revlummer (§9). Av dessa är 1 rödlistade. För rödlistade arter har rödlistekategorin angivits inom parentes. Arter som är signalarter enligt Skogsstyrelsen har markerats med (S). Typiska arter inom Natura 2000 som är kopplade till skogsekosystem har markerats med (T). För fridlysta arter anges även paragrafen i Artskyddsförordningen som arten är fridlyst enligt.</w:t>
       </w:r>
     </w:p>
     <w:p>
       <w:r>
-        <w:t>De påträffade naturvårdsarterna är ett tydligt kvitto på att detta rör sig om en skog med höga naturvärden. I Figur 1 visas en karta över det avverkningsanmälda området, där samtliga fyndplatser för naturvårdsarter som finns registrerade på Artportalen har markerats.</w:t>
+        <w:t>De påträffade naturvårdsarterna är ett tydligt kvitto på att det rör sig om en skog med höga naturvärden.</w:t>
+      </w:r>
+      <w:r>
+        <w:t xml:space="preserve"> I Figur 1 visas fyndplatser för naturvårdsarter i området, som finns registrerade på Artportalen.</w:t>
       </w:r>
     </w:p>
     <w:p>
@@ -206,7 +209,7 @@
       <w:r>
         <w:drawing>
           <wp:inline xmlns:a="http://schemas.openxmlformats.org/drawingml/2006/main" xmlns:pic="http://schemas.openxmlformats.org/drawingml/2006/picture">
-            <wp:extent cx="5486400" cy="3075112"/>
+            <wp:extent cx="5486400" cy="4172304"/>
             <wp:docPr id="1" name="Picture 1"/>
             <wp:cNvGraphicFramePr>
               <a:graphicFrameLocks noChangeAspect="1"/>
@@ -227,7 +230,7 @@
                   <pic:spPr>
                     <a:xfrm>
                       <a:off x="0" y="0"/>
-                      <a:ext cx="5486400" cy="3075112"/>
+                      <a:ext cx="5486400" cy="4172304"/>
                     </a:xfrm>
                     <a:prstGeom prst="rect"/>
                   </pic:spPr>
@@ -241,9 +244,137 @@
     <w:p>
       <w:pPr>
         <w:pStyle w:val="Caption"/>
+        <w:spacing w:after="240"/>
       </w:pPr>
       <w:r>
-        <w:t>Figur 1. Fyndplatser för naturvårdsarter i det avverkningsanmälda området (röd linje). Markörer utan svart kant är placerade på fyndplatsen. Markörer med svart kant är placerade vid sidan av fyndplatsen och har ett svart streck som visar fyndplatsens exakta position. Kartans mittpunktskoordinat är N 6448533, E 563909 i SWEREF 99 TM.</w:t>
+        <w:t>Figur 1. Fyndplatser för naturvårdsarter i och inom 6 meter från avverkningsanmälan (röd linje). Markörer utan svart kant är placerade på fyndplatsen. Markörer med svart kant är placerade vid sidan av fyndplatsen och har ett svart streck som visar fyndplatsens exakta position. Kartans mittpunktskoordinat är N 6448533, E 563909 i SWEREF 99 TM.</w:t>
+      </w:r>
+    </w:p>
+    <w:p>
+      <w:pPr>
+        <w:pStyle w:val="Heading2"/>
+      </w:pPr>
+      <w:r>
+        <w:t>Fridlysta arter</w:t>
+      </w:r>
+    </w:p>
+    <w:p>
+      <w:r>
+        <w:t>Följande fridlysta arter har sina livsmiljöer och växtplatser i den avverkningsanmälda skogen: grön sköldmossa (S, T, §8), blåsippa (T, §9), spillkråka (T, §4) och revlummer (§9).</w:t>
+      </w:r>
+    </w:p>
+    <w:p>
+      <w:r>
+        <w:t xml:space="preserve">Observera att medlemsländerna är skyldiga att agera i enlighet med EU:s fågeldirektiv där det uttryckligen står att direktivet gäller för fåglar samt för deras ägg, bon och </w:t>
+      </w:r>
+      <w:r>
+        <w:rPr>
+          <w:b/>
+        </w:rPr>
+        <w:t xml:space="preserve">livsmiljöer </w:t>
+      </w:r>
+      <w:r>
+        <w:t>(artikel 1). Vidare att de åtgärder som vidtas inte får leda till en försämring av den nuvarande situationen beträffande bevarandet av de fågelarter som avses i artikel 1 (artikel 13). Fågeldirektivet är styrande för tillsynsansvariga myndigheters ärendehantering, ställningstaganden och beslutsfattande.</w:t>
+      </w:r>
+    </w:p>
+    <w:p>
+      <w:r>
+        <w:rPr>
+          <w:b/>
+        </w:rPr>
+        <w:t>Blåsippa (§9)</w:t>
+      </w:r>
+      <w:r>
+        <w:t xml:space="preserve"> är typisk art för </w:t>
+      </w:r>
+      <w:r>
+        <w:rPr>
+          <w:i/>
+        </w:rPr>
+        <w:t>9050 Näringsrik granskog, 9020 Nordlig ädellövskog</w:t>
+      </w:r>
+      <w:r>
+        <w:t xml:space="preserve"> och </w:t>
+      </w:r>
+      <w:r>
+        <w:rPr>
+          <w:i/>
+        </w:rPr>
+        <w:t>8240 Karsthällmarker</w:t>
+      </w:r>
+      <w:r>
+        <w:t xml:space="preserve"> (SLU Artdatabanken, 2025).</w:t>
+      </w:r>
+    </w:p>
+    <w:p>
+      <w:r>
+        <w:rPr>
+          <w:b/>
+        </w:rPr>
+        <w:t>Grön sköldmossa (§8)</w:t>
+      </w:r>
+      <w:r>
+        <w:t xml:space="preserve"> är typisk art för </w:t>
+      </w:r>
+      <w:r>
+        <w:rPr>
+          <w:i/>
+        </w:rPr>
+        <w:t xml:space="preserve">9010 Taiga </w:t>
+      </w:r>
+      <w:r>
+        <w:t>och</w:t>
+      </w:r>
+      <w:r>
+        <w:rPr>
+          <w:i/>
+        </w:rPr>
+        <w:t xml:space="preserve"> 9750 Svämlövskog</w:t>
+      </w:r>
+      <w:r>
+        <w:t xml:space="preserve"> och omfattas av EU:s art- och habitatdirektiv bilaga 2 vilket innebär att det finns ett uttalat intresse inom Europeiska unionen att bevara arten. Grön sköldmossa kräver skog som har ett speciellt mikroklimat med hög och jämn luftfuktighet i kombination med rik tillgång på död ved (Nitare &amp; Skogsstyrelsen, 2019; SLU Artdatabanken, 2025). I praktiken handlar det om åtminstone 50 meter med skyddande skog för att undvika uttorkning av marken (Hallingbäck, personligt meddelande 2022-02-24). Grön sköldmossa är en ansvarsart för Sverige då en särskilt stor andel av Europas population finns i landet. Mark- och miljööverdomstolen (MÖD) har i mål nr M 2019-20 (18 februari 2019) slagit fast att grön sköldmossa (§8) är dispenspliktig och att exemplar av arten inte får skadas utan dispens (MÖD, mål nr M 2019-20).</w:t>
+      </w:r>
+    </w:p>
+    <w:p>
+      <w:r>
+        <w:rPr>
+          <w:b/>
+        </w:rPr>
+        <w:t>Spillkråka (§4)</w:t>
+      </w:r>
+      <w:r>
+        <w:t xml:space="preserve"> omfattas av bilaga 1 i EU:s fågeldirektiv och är typisk art för </w:t>
+      </w:r>
+      <w:r>
+        <w:rPr>
+          <w:i/>
+        </w:rPr>
+        <w:t xml:space="preserve">9010 Taiga </w:t>
+      </w:r>
+      <w:r>
+        <w:t>och</w:t>
+      </w:r>
+      <w:r>
+        <w:rPr>
+          <w:i/>
+        </w:rPr>
+        <w:t xml:space="preserve"> 9740 Skogsbevuxen myr</w:t>
+      </w:r>
+      <w:r>
+        <w:t>. Den behöver grova träd, främst tall, asp och bok som boträd. Skogsbruk med korta omloppstider och täta, homogena ungskogar utgör det största hotet. Spillkråka är en nyckelart i skogliga miljöer vars övergivna bohål utnyttjas av flera andra hålhäckande fågelarter och fladdermöss, däribland pärluggla (EN, §4), knipa (§4), salskrake (§4) och skogsduva (§4). Hökuggla (VU, §4) och slaguggla (§4) häckar ofta i högstubbar som brutits av i höjd med ett gammalt spillkråkebo (SLU Artdatabanken, 2026; Skogsstyrelsen, 2016).</w:t>
+      </w:r>
+    </w:p>
+    <w:p>
+      <w:r>
+        <w:t>I BILAGA 1 finns mer detaljerad information om ekologi samt krav på livsmiljö hos fridlysta arter.</w:t>
+      </w:r>
+    </w:p>
+    <w:p>
+      <w:pPr>
+        <w:pStyle w:val="Heading2"/>
+      </w:pPr>
+      <w:r>
+        <w:t>Övriga naturvårdsarter</w:t>
       </w:r>
     </w:p>
     <w:p>
@@ -302,6 +433,26 @@
         <w:rPr>
           <w:b/>
         </w:rPr>
+        <w:t>Grovticka</w:t>
+      </w:r>
+      <w:r>
+        <w:t xml:space="preserve"> är i skogslandskapet främst knuten till naturskogsartad äldre barrskog. Den är där en värdefull ”gammelskogsindikator” och påträffas mest vid tallar som är över 200 år gamla.  Grovticka är typisk art för </w:t>
+      </w:r>
+      <w:r>
+        <w:rPr>
+          <w:i/>
+        </w:rPr>
+        <w:t xml:space="preserve">9060 Åsbarrskog </w:t>
+      </w:r>
+      <w:r>
+        <w:t>(Nitare &amp; Skogsstyrelsen, 2019; SLU Artdatabanken, 2025).</w:t>
+      </w:r>
+    </w:p>
+    <w:p>
+      <w:r>
+        <w:rPr>
+          <w:b/>
+        </w:rPr>
         <w:t xml:space="preserve">Grönpyrola </w:t>
       </w:r>
       <w:r>
@@ -324,6 +475,35 @@
       </w:r>
       <w:r>
         <w:t>(Nitare &amp; Skogsstyrelsen, 2019; SLU Artdatabanken, 2025).</w:t>
+      </w:r>
+    </w:p>
+    <w:p>
+      <w:r>
+        <w:rPr>
+          <w:b/>
+        </w:rPr>
+        <w:t>Kransmossa</w:t>
+      </w:r>
+      <w:r>
+        <w:t xml:space="preserve"> är typisk art för </w:t>
+      </w:r>
+      <w:r>
+        <w:rPr>
+          <w:i/>
+        </w:rPr>
+        <w:t xml:space="preserve">9050 Näringsrik granskog </w:t>
+      </w:r>
+      <w:r>
+        <w:t xml:space="preserve">och </w:t>
+      </w:r>
+      <w:r>
+        <w:rPr>
+          <w:i/>
+        </w:rPr>
+        <w:t xml:space="preserve">6170 Alpina kalkgräsmarker </w:t>
+      </w:r>
+      <w:r>
+        <w:t>(SLU Artdatabanken, 2025).</w:t>
       </w:r>
     </w:p>
     <w:p>
@@ -391,96 +571,6 @@
         <w:pStyle w:val="Heading1"/>
       </w:pPr>
       <w:r>
-        <w:t>Fridlysta arter</w:t>
-      </w:r>
-    </w:p>
-    <w:p>
-      <w:r>
-        <w:t>Följande fridlysta arter har sina livsmiljöer och växtplatser i den avverkningsanmälda skogen: spillkråka (NT, §4), grön sköldmossa (S, §8) och revlummer (§9).</w:t>
-      </w:r>
-    </w:p>
-    <w:p>
-      <w:r>
-        <w:t xml:space="preserve">Observera att medlemsländerna är skyldiga att agera i enlighet med EU:s fågeldirektiv där det uttryckligen står att direktivet gäller för fåglar samt för deras ägg, bon och </w:t>
-      </w:r>
-      <w:r>
-        <w:rPr>
-          <w:b/>
-        </w:rPr>
-        <w:t xml:space="preserve">livsmiljöer </w:t>
-      </w:r>
-      <w:r>
-        <w:t>(artikel 1). Vidare att de åtgärder som vidtas inte får leda till en försämring av den nuvarande situationen beträffande bevarandet av de fågelarter som avses i artikel 1 (artikel 13). Fågeldirektivet är styrande för tillsynsansvariga myndigheters ärendehantering, ställningstaganden och beslutsfattande.</w:t>
-      </w:r>
-    </w:p>
-    <w:p>
-      <w:r>
-        <w:rPr>
-          <w:b/>
-        </w:rPr>
-        <w:t>Grön sköldmossa (§8)</w:t>
-      </w:r>
-      <w:r>
-        <w:t xml:space="preserve"> är typisk art för </w:t>
-      </w:r>
-      <w:r>
-        <w:rPr>
-          <w:i/>
-        </w:rPr>
-        <w:t xml:space="preserve">9010 Taiga </w:t>
-      </w:r>
-      <w:r>
-        <w:t>och</w:t>
-      </w:r>
-      <w:r>
-        <w:rPr>
-          <w:i/>
-        </w:rPr>
-        <w:t xml:space="preserve"> 9750 Svämlövskog</w:t>
-      </w:r>
-      <w:r>
-        <w:t xml:space="preserve"> och omfattas av EU:s art- och habitatdirektiv bilaga 2 vilket innebär att det finns ett uttalat intresse inom Europeiska unionen att bevara arten. Grön sköldmossa kräver skog som har ett speciellt mikroklimat med hög och jämn luftfuktighet i kombination med rik tillgång på död ved (Nitare &amp; Skogsstyrelsen, 2019; SLU Artdatabanken, 2025). I praktiken handlar det om åtminstone 50 meter med skyddande skog för att undvika uttorkning av marken (Hallingbäck, personligt meddelande 2022-02-24). Grön sköldmossa är en ansvarsart för Sverige då en särskilt stor andel av Europas population finns i landet. Mark- och miljööverdomstolen (MÖD) har i mål nr M 2019-20 (18 februari 2019) slagit fast att grön sköldmossa (§8) är dispenspliktig och att exemplar av arten inte får skadas utan dispens (MÖD, mål nr M 2019-20).</w:t>
-      </w:r>
-    </w:p>
-    <w:p>
-      <w:r>
-        <w:rPr>
-          <w:b/>
-        </w:rPr>
-        <w:t>Spillkråka (§4)</w:t>
-      </w:r>
-      <w:r>
-        <w:t xml:space="preserve"> omfattas av bilaga 1 i EU:s fågeldirektiv och är typisk art för </w:t>
-      </w:r>
-      <w:r>
-        <w:rPr>
-          <w:i/>
-        </w:rPr>
-        <w:t xml:space="preserve">9010 Taiga </w:t>
-      </w:r>
-      <w:r>
-        <w:t>och</w:t>
-      </w:r>
-      <w:r>
-        <w:rPr>
-          <w:i/>
-        </w:rPr>
-        <w:t xml:space="preserve"> 9740 Skogsbevuxen myr</w:t>
-      </w:r>
-      <w:r>
-        <w:t>. Den behöver grova träd, främst tall, asp och bok som boträd. Skogsbruk med korta omloppstider och täta, homogena ungskogar utgör det största hotet. Spillkråka är en nyckelart i skogliga miljöer vars övergivna bohål utnyttjas av flera andra hålhäckande fågelarter och fladdermöss, däribland pärluggla (EN, §4), knipa (§4), salskrake (§4) och skogsduva (§4). Hökuggla (VU, §4) och slaguggla (§4) häckar ofta i högstubbar som brutits av i höjd med ett gammalt spillkråkebo (SLU Artdatabanken, 2026; Skogsstyrelsen, 2016).</w:t>
-      </w:r>
-    </w:p>
-    <w:p>
-      <w:r>
-        <w:t>I BILAGA 1 finns mer detaljerad information om ekologi samt krav på livsmiljö hos fridlysta arter.</w:t>
-      </w:r>
-    </w:p>
-    <w:p>
-      <w:pPr>
-        <w:pStyle w:val="Heading1"/>
-      </w:pPr>
-      <w:r>
         <w:t>Certifiering</w:t>
       </w:r>
     </w:p>
@@ -582,7 +672,7 @@
         <w:rPr>
           <w:i/>
         </w:rPr>
-        <w:t>I det avverkningsanmälda skogsområdet har 11 naturvårdsarter varav 2 rödlistade arter sina livsmiljöer och växtplatser.</w:t>
+        <w:t>I det avverkningsanmälda skogsområdet har 14 naturvårdsarter varav 1 rödlistade arter sina livsmiljöer och växtplatser.</w:t>
       </w:r>
     </w:p>
     <w:p>
@@ -1257,7 +1347,7 @@
 </file>
 
 <file path=word/endnotes.xml><?xml version="1.0" encoding="utf-8"?>
-<w:endnotes xmlns:wpc="http://schemas.microsoft.com/office/word/2010/wordprocessingCanvas" xmlns:cx="http://schemas.microsoft.com/office/drawing/2014/chartex" xmlns:cx1="http://schemas.microsoft.com/office/drawing/2015/9/8/chartex" xmlns:cx2="http://schemas.microsoft.com/office/drawing/2015/10/21/chartex" xmlns:cx3="http://schemas.microsoft.com/office/drawing/2016/5/9/chartex" xmlns:cx4="http://schemas.microsoft.com/office/drawing/2016/5/10/chartex" xmlns:cx5="http://schemas.microsoft.com/office/drawing/2016/5/11/chartex" xmlns:cx6="http://schemas.microsoft.com/office/drawing/2016/5/12/chartex" xmlns:cx7="http://schemas.microsoft.com/office/drawing/2016/5/13/chartex" xmlns:cx8="http://schemas.microsoft.com/office/drawing/2016/5/14/chartex" xmlns:mc="http://schemas.openxmlformats.org/markup-compatibility/2006" xmlns:aink="http://schemas.microsoft.com/office/drawing/2016/ink" xmlns:am3d="http://schemas.microsoft.com/office/drawing/2017/model3d" xmlns:o="urn:schemas-microsoft-com:office:office" xmlns:oel="http://schemas.microsoft.com/office/2019/extlst" xmlns:r="http://schemas.openxmlformats.org/officeDocument/2006/relationships" xmlns:m="http://schemas.openxmlformats.org/officeDocument/2006/math" xmlns:v="urn:schemas-microsoft-com:vml" xmlns:wp14="http://schemas.microsoft.com/office/word/2010/wordprocessingDrawing" xmlns:wp="http://schemas.openxmlformats.org/drawingml/2006/wordprocessingDrawing" xmlns:w10="urn:schemas-microsoft-com:office:word" xmlns:w="http://schemas.openxmlformats.org/wordprocessingml/2006/main" xmlns:w14="http://schemas.microsoft.com/office/word/2010/wordml" xmlns:w15="http://schemas.microsoft.com/office/word/2012/wordml" xmlns:w16cex="http://schemas.microsoft.com/office/word/2018/wordml/cex" xmlns:w16cid="http://schemas.microsoft.com/office/word/2016/wordml/cid" xmlns:w16="http://schemas.microsoft.com/office/word/2018/wordml" xmlns:w16sdtdh="http://schemas.microsoft.com/office/word/2020/wordml/sdtdatahash" xmlns:w16se="http://schemas.microsoft.com/office/word/2015/wordml/symex" xmlns:wpg="http://schemas.microsoft.com/office/word/2010/wordprocessingGroup" xmlns:wpi="http://schemas.microsoft.com/office/word/2010/wordprocessingInk" xmlns:wne="http://schemas.microsoft.com/office/word/2006/wordml" xmlns:wps="http://schemas.microsoft.com/office/word/2010/wordprocessingShape" mc:Ignorable="w14 w15 w16se w16cid w16 w16cex w16sdtdh wp14">
+<w:endnotes xmlns:wpc="http://schemas.microsoft.com/office/word/2010/wordprocessingCanvas" xmlns:cx="http://schemas.microsoft.com/office/drawing/2014/chartex" xmlns:cx1="http://schemas.microsoft.com/office/drawing/2015/9/8/chartex" xmlns:cx2="http://schemas.microsoft.com/office/drawing/2015/10/21/chartex" xmlns:cx3="http://schemas.microsoft.com/office/drawing/2016/5/9/chartex" xmlns:cx4="http://schemas.microsoft.com/office/drawing/2016/5/10/chartex" xmlns:cx5="http://schemas.microsoft.com/office/drawing/2016/5/11/chartex" xmlns:cx6="http://schemas.microsoft.com/office/drawing/2016/5/12/chartex" xmlns:cx7="http://schemas.microsoft.com/office/drawing/2016/5/13/chartex" xmlns:cx8="http://schemas.microsoft.com/office/drawing/2016/5/14/chartex" xmlns:mc="http://schemas.openxmlformats.org/markup-compatibility/2006" xmlns:aink="http://schemas.microsoft.com/office/drawing/2016/ink" xmlns:am3d="http://schemas.microsoft.com/office/drawing/2017/model3d" xmlns:o="urn:schemas-microsoft-com:office:office" xmlns:oel="http://schemas.microsoft.com/office/2019/extlst" xmlns:r="http://schemas.openxmlformats.org/officeDocument/2006/relationships" xmlns:m="http://schemas.openxmlformats.org/officeDocument/2006/math" xmlns:v="urn:schemas-microsoft-com:vml" xmlns:wp14="http://schemas.microsoft.com/office/word/2010/wordprocessingDrawing" xmlns:wp="http://schemas.openxmlformats.org/drawingml/2006/wordprocessingDrawing" xmlns:w10="urn:schemas-microsoft-com:office:word" xmlns:w="http://schemas.openxmlformats.org/wordprocessingml/2006/main" xmlns:w14="http://schemas.microsoft.com/office/word/2010/wordml" xmlns:w15="http://schemas.microsoft.com/office/word/2012/wordml" xmlns:w16cex="http://schemas.microsoft.com/office/word/2018/wordml/cex" xmlns:w16cid="http://schemas.microsoft.com/office/word/2016/wordml/cid" xmlns:w16="http://schemas.microsoft.com/office/word/2018/wordml" xmlns:w16du="http://schemas.microsoft.com/office/word/2023/wordml/word16du" xmlns:w16sdtdh="http://schemas.microsoft.com/office/word/2020/wordml/sdtdatahash" xmlns:w16sdtfl="http://schemas.microsoft.com/office/word/2024/wordml/sdtformatlock" xmlns:w16se="http://schemas.microsoft.com/office/word/2015/wordml/symex" xmlns:wpg="http://schemas.microsoft.com/office/word/2010/wordprocessingGroup" xmlns:wpi="http://schemas.microsoft.com/office/word/2010/wordprocessingInk" xmlns:wne="http://schemas.microsoft.com/office/word/2006/wordml" xmlns:wps="http://schemas.microsoft.com/office/word/2010/wordprocessingShape" mc:Ignorable="w14 w15 w16se w16cid w16 w16cex w16sdtdh w16sdtfl w16du wp14">
   <w:endnote w:type="separator" w:id="-1">
     <w:p>
       <w:pPr>
@@ -1282,7 +1372,7 @@
 </file>
 
 <file path=word/footer1.xml><?xml version="1.0" encoding="utf-8"?>
-<w:ftr xmlns:wpc="http://schemas.microsoft.com/office/word/2010/wordprocessingCanvas" xmlns:cx="http://schemas.microsoft.com/office/drawing/2014/chartex" xmlns:cx1="http://schemas.microsoft.com/office/drawing/2015/9/8/chartex" xmlns:cx2="http://schemas.microsoft.com/office/drawing/2015/10/21/chartex" xmlns:cx3="http://schemas.microsoft.com/office/drawing/2016/5/9/chartex" xmlns:cx4="http://schemas.microsoft.com/office/drawing/2016/5/10/chartex" xmlns:cx5="http://schemas.microsoft.com/office/drawing/2016/5/11/chartex" xmlns:cx6="http://schemas.microsoft.com/office/drawing/2016/5/12/chartex" xmlns:cx7="http://schemas.microsoft.com/office/drawing/2016/5/13/chartex" xmlns:cx8="http://schemas.microsoft.com/office/drawing/2016/5/14/chartex" xmlns:mc="http://schemas.openxmlformats.org/markup-compatibility/2006" xmlns:aink="http://schemas.microsoft.com/office/drawing/2016/ink" xmlns:am3d="http://schemas.microsoft.com/office/drawing/2017/model3d" xmlns:o="urn:schemas-microsoft-com:office:office" xmlns:oel="http://schemas.microsoft.com/office/2019/extlst" xmlns:r="http://schemas.openxmlformats.org/officeDocument/2006/relationships" xmlns:m="http://schemas.openxmlformats.org/officeDocument/2006/math" xmlns:v="urn:schemas-microsoft-com:vml" xmlns:wp14="http://schemas.microsoft.com/office/word/2010/wordprocessingDrawing" xmlns:wp="http://schemas.openxmlformats.org/drawingml/2006/wordprocessingDrawing" xmlns:w10="urn:schemas-microsoft-com:office:word" xmlns:w="http://schemas.openxmlformats.org/wordprocessingml/2006/main" xmlns:w14="http://schemas.microsoft.com/office/word/2010/wordml" xmlns:w15="http://schemas.microsoft.com/office/word/2012/wordml" xmlns:w16cex="http://schemas.microsoft.com/office/word/2018/wordml/cex" xmlns:w16cid="http://schemas.microsoft.com/office/word/2016/wordml/cid" xmlns:w16="http://schemas.microsoft.com/office/word/2018/wordml" xmlns:w16sdtdh="http://schemas.microsoft.com/office/word/2020/wordml/sdtdatahash" xmlns:w16se="http://schemas.microsoft.com/office/word/2015/wordml/symex" xmlns:wpg="http://schemas.microsoft.com/office/word/2010/wordprocessingGroup" xmlns:wpi="http://schemas.microsoft.com/office/word/2010/wordprocessingInk" xmlns:wne="http://schemas.microsoft.com/office/word/2006/wordml" xmlns:wps="http://schemas.microsoft.com/office/word/2010/wordprocessingShape" mc:Ignorable="w14 w15 w16se w16cid w16 w16cex w16sdtdh wp14">
+<w:ftr xmlns:wpc="http://schemas.microsoft.com/office/word/2010/wordprocessingCanvas" xmlns:cx="http://schemas.microsoft.com/office/drawing/2014/chartex" xmlns:cx1="http://schemas.microsoft.com/office/drawing/2015/9/8/chartex" xmlns:cx2="http://schemas.microsoft.com/office/drawing/2015/10/21/chartex" xmlns:cx3="http://schemas.microsoft.com/office/drawing/2016/5/9/chartex" xmlns:cx4="http://schemas.microsoft.com/office/drawing/2016/5/10/chartex" xmlns:cx5="http://schemas.microsoft.com/office/drawing/2016/5/11/chartex" xmlns:cx6="http://schemas.microsoft.com/office/drawing/2016/5/12/chartex" xmlns:cx7="http://schemas.microsoft.com/office/drawing/2016/5/13/chartex" xmlns:cx8="http://schemas.microsoft.com/office/drawing/2016/5/14/chartex" xmlns:mc="http://schemas.openxmlformats.org/markup-compatibility/2006" xmlns:aink="http://schemas.microsoft.com/office/drawing/2016/ink" xmlns:am3d="http://schemas.microsoft.com/office/drawing/2017/model3d" xmlns:o="urn:schemas-microsoft-com:office:office" xmlns:oel="http://schemas.microsoft.com/office/2019/extlst" xmlns:r="http://schemas.openxmlformats.org/officeDocument/2006/relationships" xmlns:m="http://schemas.openxmlformats.org/officeDocument/2006/math" xmlns:v="urn:schemas-microsoft-com:vml" xmlns:wp14="http://schemas.microsoft.com/office/word/2010/wordprocessingDrawing" xmlns:wp="http://schemas.openxmlformats.org/drawingml/2006/wordprocessingDrawing" xmlns:w10="urn:schemas-microsoft-com:office:word" xmlns:w="http://schemas.openxmlformats.org/wordprocessingml/2006/main" xmlns:w14="http://schemas.microsoft.com/office/word/2010/wordml" xmlns:w15="http://schemas.microsoft.com/office/word/2012/wordml" xmlns:w16cex="http://schemas.microsoft.com/office/word/2018/wordml/cex" xmlns:w16cid="http://schemas.microsoft.com/office/word/2016/wordml/cid" xmlns:w16="http://schemas.microsoft.com/office/word/2018/wordml" xmlns:w16du="http://schemas.microsoft.com/office/word/2023/wordml/word16du" xmlns:w16sdtdh="http://schemas.microsoft.com/office/word/2020/wordml/sdtdatahash" xmlns:w16sdtfl="http://schemas.microsoft.com/office/word/2024/wordml/sdtformatlock" xmlns:w16se="http://schemas.microsoft.com/office/word/2015/wordml/symex" xmlns:wpg="http://schemas.microsoft.com/office/word/2010/wordprocessingGroup" xmlns:wpi="http://schemas.microsoft.com/office/word/2010/wordprocessingInk" xmlns:wne="http://schemas.microsoft.com/office/word/2006/wordml" xmlns:wps="http://schemas.microsoft.com/office/word/2010/wordprocessingShape" mc:Ignorable="w14 w15 w16se w16cid w16 w16cex w16sdtdh w16sdtfl w16du wp14">
   <w:p>
     <w:pPr>
       <w:pStyle w:val="Footer"/>
@@ -1292,7 +1382,7 @@
 </file>
 
 <file path=word/footer2.xml><?xml version="1.0" encoding="utf-8"?>
-<w:ftr xmlns:wpc="http://schemas.microsoft.com/office/word/2010/wordprocessingCanvas" xmlns:cx="http://schemas.microsoft.com/office/drawing/2014/chartex" xmlns:cx1="http://schemas.microsoft.com/office/drawing/2015/9/8/chartex" xmlns:cx2="http://schemas.microsoft.com/office/drawing/2015/10/21/chartex" xmlns:cx3="http://schemas.microsoft.com/office/drawing/2016/5/9/chartex" xmlns:cx4="http://schemas.microsoft.com/office/drawing/2016/5/10/chartex" xmlns:cx5="http://schemas.microsoft.com/office/drawing/2016/5/11/chartex" xmlns:cx6="http://schemas.microsoft.com/office/drawing/2016/5/12/chartex" xmlns:cx7="http://schemas.microsoft.com/office/drawing/2016/5/13/chartex" xmlns:cx8="http://schemas.microsoft.com/office/drawing/2016/5/14/chartex" xmlns:mc="http://schemas.openxmlformats.org/markup-compatibility/2006" xmlns:aink="http://schemas.microsoft.com/office/drawing/2016/ink" xmlns:am3d="http://schemas.microsoft.com/office/drawing/2017/model3d" xmlns:o="urn:schemas-microsoft-com:office:office" xmlns:oel="http://schemas.microsoft.com/office/2019/extlst" xmlns:r="http://schemas.openxmlformats.org/officeDocument/2006/relationships" xmlns:m="http://schemas.openxmlformats.org/officeDocument/2006/math" xmlns:v="urn:schemas-microsoft-com:vml" xmlns:wp14="http://schemas.microsoft.com/office/word/2010/wordprocessingDrawing" xmlns:wp="http://schemas.openxmlformats.org/drawingml/2006/wordprocessingDrawing" xmlns:w10="urn:schemas-microsoft-com:office:word" xmlns:w="http://schemas.openxmlformats.org/wordprocessingml/2006/main" xmlns:w14="http://schemas.microsoft.com/office/word/2010/wordml" xmlns:w15="http://schemas.microsoft.com/office/word/2012/wordml" xmlns:w16cex="http://schemas.microsoft.com/office/word/2018/wordml/cex" xmlns:w16cid="http://schemas.microsoft.com/office/word/2016/wordml/cid" xmlns:w16="http://schemas.microsoft.com/office/word/2018/wordml" xmlns:w16sdtdh="http://schemas.microsoft.com/office/word/2020/wordml/sdtdatahash" xmlns:w16se="http://schemas.microsoft.com/office/word/2015/wordml/symex" xmlns:wpg="http://schemas.microsoft.com/office/word/2010/wordprocessingGroup" xmlns:wpi="http://schemas.microsoft.com/office/word/2010/wordprocessingInk" xmlns:wne="http://schemas.microsoft.com/office/word/2006/wordml" xmlns:wps="http://schemas.microsoft.com/office/word/2010/wordprocessingShape" mc:Ignorable="w14 w15 w16se w16cid w16 w16cex w16sdtdh wp14">
+<w:ftr xmlns:wpc="http://schemas.microsoft.com/office/word/2010/wordprocessingCanvas" xmlns:cx="http://schemas.microsoft.com/office/drawing/2014/chartex" xmlns:cx1="http://schemas.microsoft.com/office/drawing/2015/9/8/chartex" xmlns:cx2="http://schemas.microsoft.com/office/drawing/2015/10/21/chartex" xmlns:cx3="http://schemas.microsoft.com/office/drawing/2016/5/9/chartex" xmlns:cx4="http://schemas.microsoft.com/office/drawing/2016/5/10/chartex" xmlns:cx5="http://schemas.microsoft.com/office/drawing/2016/5/11/chartex" xmlns:cx6="http://schemas.microsoft.com/office/drawing/2016/5/12/chartex" xmlns:cx7="http://schemas.microsoft.com/office/drawing/2016/5/13/chartex" xmlns:cx8="http://schemas.microsoft.com/office/drawing/2016/5/14/chartex" xmlns:mc="http://schemas.openxmlformats.org/markup-compatibility/2006" xmlns:aink="http://schemas.microsoft.com/office/drawing/2016/ink" xmlns:am3d="http://schemas.microsoft.com/office/drawing/2017/model3d" xmlns:o="urn:schemas-microsoft-com:office:office" xmlns:oel="http://schemas.microsoft.com/office/2019/extlst" xmlns:r="http://schemas.openxmlformats.org/officeDocument/2006/relationships" xmlns:m="http://schemas.openxmlformats.org/officeDocument/2006/math" xmlns:v="urn:schemas-microsoft-com:vml" xmlns:wp14="http://schemas.microsoft.com/office/word/2010/wordprocessingDrawing" xmlns:wp="http://schemas.openxmlformats.org/drawingml/2006/wordprocessingDrawing" xmlns:w10="urn:schemas-microsoft-com:office:word" xmlns:w="http://schemas.openxmlformats.org/wordprocessingml/2006/main" xmlns:w14="http://schemas.microsoft.com/office/word/2010/wordml" xmlns:w15="http://schemas.microsoft.com/office/word/2012/wordml" xmlns:w16cex="http://schemas.microsoft.com/office/word/2018/wordml/cex" xmlns:w16cid="http://schemas.microsoft.com/office/word/2016/wordml/cid" xmlns:w16="http://schemas.microsoft.com/office/word/2018/wordml" xmlns:w16du="http://schemas.microsoft.com/office/word/2023/wordml/word16du" xmlns:w16sdtdh="http://schemas.microsoft.com/office/word/2020/wordml/sdtdatahash" xmlns:w16sdtfl="http://schemas.microsoft.com/office/word/2024/wordml/sdtformatlock" xmlns:w16se="http://schemas.microsoft.com/office/word/2015/wordml/symex" xmlns:wpg="http://schemas.microsoft.com/office/word/2010/wordprocessingGroup" xmlns:wpi="http://schemas.microsoft.com/office/word/2010/wordprocessingInk" xmlns:wne="http://schemas.microsoft.com/office/word/2006/wordml" xmlns:wps="http://schemas.microsoft.com/office/word/2010/wordprocessingShape" mc:Ignorable="w14 w15 w16se w16cid w16 w16cex w16sdtdh w16sdtfl w16du wp14">
   <w:p>
     <w:pPr>
       <w:pStyle w:val="Footer"/>
@@ -1302,7 +1392,7 @@
 </file>
 
 <file path=word/footer3.xml><?xml version="1.0" encoding="utf-8"?>
-<w:ftr xmlns:wpc="http://schemas.microsoft.com/office/word/2010/wordprocessingCanvas" xmlns:cx="http://schemas.microsoft.com/office/drawing/2014/chartex" xmlns:cx1="http://schemas.microsoft.com/office/drawing/2015/9/8/chartex" xmlns:cx2="http://schemas.microsoft.com/office/drawing/2015/10/21/chartex" xmlns:cx3="http://schemas.microsoft.com/office/drawing/2016/5/9/chartex" xmlns:cx4="http://schemas.microsoft.com/office/drawing/2016/5/10/chartex" xmlns:cx5="http://schemas.microsoft.com/office/drawing/2016/5/11/chartex" xmlns:cx6="http://schemas.microsoft.com/office/drawing/2016/5/12/chartex" xmlns:cx7="http://schemas.microsoft.com/office/drawing/2016/5/13/chartex" xmlns:cx8="http://schemas.microsoft.com/office/drawing/2016/5/14/chartex" xmlns:mc="http://schemas.openxmlformats.org/markup-compatibility/2006" xmlns:aink="http://schemas.microsoft.com/office/drawing/2016/ink" xmlns:am3d="http://schemas.microsoft.com/office/drawing/2017/model3d" xmlns:o="urn:schemas-microsoft-com:office:office" xmlns:oel="http://schemas.microsoft.com/office/2019/extlst" xmlns:r="http://schemas.openxmlformats.org/officeDocument/2006/relationships" xmlns:m="http://schemas.openxmlformats.org/officeDocument/2006/math" xmlns:v="urn:schemas-microsoft-com:vml" xmlns:wp14="http://schemas.microsoft.com/office/word/2010/wordprocessingDrawing" xmlns:wp="http://schemas.openxmlformats.org/drawingml/2006/wordprocessingDrawing" xmlns:w10="urn:schemas-microsoft-com:office:word" xmlns:w="http://schemas.openxmlformats.org/wordprocessingml/2006/main" xmlns:w14="http://schemas.microsoft.com/office/word/2010/wordml" xmlns:w15="http://schemas.microsoft.com/office/word/2012/wordml" xmlns:w16cex="http://schemas.microsoft.com/office/word/2018/wordml/cex" xmlns:w16cid="http://schemas.microsoft.com/office/word/2016/wordml/cid" xmlns:w16="http://schemas.microsoft.com/office/word/2018/wordml" xmlns:w16sdtdh="http://schemas.microsoft.com/office/word/2020/wordml/sdtdatahash" xmlns:w16se="http://schemas.microsoft.com/office/word/2015/wordml/symex" xmlns:wpg="http://schemas.microsoft.com/office/word/2010/wordprocessingGroup" xmlns:wpi="http://schemas.microsoft.com/office/word/2010/wordprocessingInk" xmlns:wne="http://schemas.microsoft.com/office/word/2006/wordml" xmlns:wps="http://schemas.microsoft.com/office/word/2010/wordprocessingShape" mc:Ignorable="w14 w15 w16se w16cid w16 w16cex w16sdtdh wp14">
+<w:ftr xmlns:wpc="http://schemas.microsoft.com/office/word/2010/wordprocessingCanvas" xmlns:cx="http://schemas.microsoft.com/office/drawing/2014/chartex" xmlns:cx1="http://schemas.microsoft.com/office/drawing/2015/9/8/chartex" xmlns:cx2="http://schemas.microsoft.com/office/drawing/2015/10/21/chartex" xmlns:cx3="http://schemas.microsoft.com/office/drawing/2016/5/9/chartex" xmlns:cx4="http://schemas.microsoft.com/office/drawing/2016/5/10/chartex" xmlns:cx5="http://schemas.microsoft.com/office/drawing/2016/5/11/chartex" xmlns:cx6="http://schemas.microsoft.com/office/drawing/2016/5/12/chartex" xmlns:cx7="http://schemas.microsoft.com/office/drawing/2016/5/13/chartex" xmlns:cx8="http://schemas.microsoft.com/office/drawing/2016/5/14/chartex" xmlns:mc="http://schemas.openxmlformats.org/markup-compatibility/2006" xmlns:aink="http://schemas.microsoft.com/office/drawing/2016/ink" xmlns:am3d="http://schemas.microsoft.com/office/drawing/2017/model3d" xmlns:o="urn:schemas-microsoft-com:office:office" xmlns:oel="http://schemas.microsoft.com/office/2019/extlst" xmlns:r="http://schemas.openxmlformats.org/officeDocument/2006/relationships" xmlns:m="http://schemas.openxmlformats.org/officeDocument/2006/math" xmlns:v="urn:schemas-microsoft-com:vml" xmlns:wp14="http://schemas.microsoft.com/office/word/2010/wordprocessingDrawing" xmlns:wp="http://schemas.openxmlformats.org/drawingml/2006/wordprocessingDrawing" xmlns:w10="urn:schemas-microsoft-com:office:word" xmlns:w="http://schemas.openxmlformats.org/wordprocessingml/2006/main" xmlns:w14="http://schemas.microsoft.com/office/word/2010/wordml" xmlns:w15="http://schemas.microsoft.com/office/word/2012/wordml" xmlns:w16cex="http://schemas.microsoft.com/office/word/2018/wordml/cex" xmlns:w16cid="http://schemas.microsoft.com/office/word/2016/wordml/cid" xmlns:w16="http://schemas.microsoft.com/office/word/2018/wordml" xmlns:w16du="http://schemas.microsoft.com/office/word/2023/wordml/word16du" xmlns:w16sdtdh="http://schemas.microsoft.com/office/word/2020/wordml/sdtdatahash" xmlns:w16sdtfl="http://schemas.microsoft.com/office/word/2024/wordml/sdtformatlock" xmlns:w16se="http://schemas.microsoft.com/office/word/2015/wordml/symex" xmlns:wpg="http://schemas.microsoft.com/office/word/2010/wordprocessingGroup" xmlns:wpi="http://schemas.microsoft.com/office/word/2010/wordprocessingInk" xmlns:wne="http://schemas.microsoft.com/office/word/2006/wordml" xmlns:wps="http://schemas.microsoft.com/office/word/2010/wordprocessingShape" mc:Ignorable="w14 w15 w16se w16cid w16 w16cex w16sdtdh w16sdtfl w16du wp14">
   <w:p>
     <w:pPr>
       <w:pStyle w:val="Footer"/>
@@ -1312,7 +1402,7 @@
 </file>
 
 <file path=word/footnotes.xml><?xml version="1.0" encoding="utf-8"?>
-<w:footnotes xmlns:wpc="http://schemas.microsoft.com/office/word/2010/wordprocessingCanvas" xmlns:cx="http://schemas.microsoft.com/office/drawing/2014/chartex" xmlns:cx1="http://schemas.microsoft.com/office/drawing/2015/9/8/chartex" xmlns:cx2="http://schemas.microsoft.com/office/drawing/2015/10/21/chartex" xmlns:cx3="http://schemas.microsoft.com/office/drawing/2016/5/9/chartex" xmlns:cx4="http://schemas.microsoft.com/office/drawing/2016/5/10/chartex" xmlns:cx5="http://schemas.microsoft.com/office/drawing/2016/5/11/chartex" xmlns:cx6="http://schemas.microsoft.com/office/drawing/2016/5/12/chartex" xmlns:cx7="http://schemas.microsoft.com/office/drawing/2016/5/13/chartex" xmlns:cx8="http://schemas.microsoft.com/office/drawing/2016/5/14/chartex" xmlns:mc="http://schemas.openxmlformats.org/markup-compatibility/2006" xmlns:aink="http://schemas.microsoft.com/office/drawing/2016/ink" xmlns:am3d="http://schemas.microsoft.com/office/drawing/2017/model3d" xmlns:o="urn:schemas-microsoft-com:office:office" xmlns:oel="http://schemas.microsoft.com/office/2019/extlst" xmlns:r="http://schemas.openxmlformats.org/officeDocument/2006/relationships" xmlns:m="http://schemas.openxmlformats.org/officeDocument/2006/math" xmlns:v="urn:schemas-microsoft-com:vml" xmlns:wp14="http://schemas.microsoft.com/office/word/2010/wordprocessingDrawing" xmlns:wp="http://schemas.openxmlformats.org/drawingml/2006/wordprocessingDrawing" xmlns:w10="urn:schemas-microsoft-com:office:word" xmlns:w="http://schemas.openxmlformats.org/wordprocessingml/2006/main" xmlns:w14="http://schemas.microsoft.com/office/word/2010/wordml" xmlns:w15="http://schemas.microsoft.com/office/word/2012/wordml" xmlns:w16cex="http://schemas.microsoft.com/office/word/2018/wordml/cex" xmlns:w16cid="http://schemas.microsoft.com/office/word/2016/wordml/cid" xmlns:w16="http://schemas.microsoft.com/office/word/2018/wordml" xmlns:w16sdtdh="http://schemas.microsoft.com/office/word/2020/wordml/sdtdatahash" xmlns:w16se="http://schemas.microsoft.com/office/word/2015/wordml/symex" xmlns:wpg="http://schemas.microsoft.com/office/word/2010/wordprocessingGroup" xmlns:wpi="http://schemas.microsoft.com/office/word/2010/wordprocessingInk" xmlns:wne="http://schemas.microsoft.com/office/word/2006/wordml" xmlns:wps="http://schemas.microsoft.com/office/word/2010/wordprocessingShape" mc:Ignorable="w14 w15 w16se w16cid w16 w16cex w16sdtdh wp14">
+<w:footnotes xmlns:wpc="http://schemas.microsoft.com/office/word/2010/wordprocessingCanvas" xmlns:cx="http://schemas.microsoft.com/office/drawing/2014/chartex" xmlns:cx1="http://schemas.microsoft.com/office/drawing/2015/9/8/chartex" xmlns:cx2="http://schemas.microsoft.com/office/drawing/2015/10/21/chartex" xmlns:cx3="http://schemas.microsoft.com/office/drawing/2016/5/9/chartex" xmlns:cx4="http://schemas.microsoft.com/office/drawing/2016/5/10/chartex" xmlns:cx5="http://schemas.microsoft.com/office/drawing/2016/5/11/chartex" xmlns:cx6="http://schemas.microsoft.com/office/drawing/2016/5/12/chartex" xmlns:cx7="http://schemas.microsoft.com/office/drawing/2016/5/13/chartex" xmlns:cx8="http://schemas.microsoft.com/office/drawing/2016/5/14/chartex" xmlns:mc="http://schemas.openxmlformats.org/markup-compatibility/2006" xmlns:aink="http://schemas.microsoft.com/office/drawing/2016/ink" xmlns:am3d="http://schemas.microsoft.com/office/drawing/2017/model3d" xmlns:o="urn:schemas-microsoft-com:office:office" xmlns:oel="http://schemas.microsoft.com/office/2019/extlst" xmlns:r="http://schemas.openxmlformats.org/officeDocument/2006/relationships" xmlns:m="http://schemas.openxmlformats.org/officeDocument/2006/math" xmlns:v="urn:schemas-microsoft-com:vml" xmlns:wp14="http://schemas.microsoft.com/office/word/2010/wordprocessingDrawing" xmlns:wp="http://schemas.openxmlformats.org/drawingml/2006/wordprocessingDrawing" xmlns:w10="urn:schemas-microsoft-com:office:word" xmlns:w="http://schemas.openxmlformats.org/wordprocessingml/2006/main" xmlns:w14="http://schemas.microsoft.com/office/word/2010/wordml" xmlns:w15="http://schemas.microsoft.com/office/word/2012/wordml" xmlns:w16cex="http://schemas.microsoft.com/office/word/2018/wordml/cex" xmlns:w16cid="http://schemas.microsoft.com/office/word/2016/wordml/cid" xmlns:w16="http://schemas.microsoft.com/office/word/2018/wordml" xmlns:w16du="http://schemas.microsoft.com/office/word/2023/wordml/word16du" xmlns:w16sdtdh="http://schemas.microsoft.com/office/word/2020/wordml/sdtdatahash" xmlns:w16sdtfl="http://schemas.microsoft.com/office/word/2024/wordml/sdtformatlock" xmlns:w16se="http://schemas.microsoft.com/office/word/2015/wordml/symex" xmlns:wpg="http://schemas.microsoft.com/office/word/2010/wordprocessingGroup" xmlns:wpi="http://schemas.microsoft.com/office/word/2010/wordprocessingInk" xmlns:wne="http://schemas.microsoft.com/office/word/2006/wordml" xmlns:wps="http://schemas.microsoft.com/office/word/2010/wordprocessingShape" mc:Ignorable="w14 w15 w16se w16cid w16 w16cex w16sdtdh w16sdtfl w16du wp14">
   <w:footnote w:type="separator" w:id="-1">
     <w:p>
       <w:pPr>
@@ -1337,7 +1427,7 @@
 </file>
 
 <file path=word/header1.xml><?xml version="1.0" encoding="utf-8"?>
-<w:hdr xmlns:wpc="http://schemas.microsoft.com/office/word/2010/wordprocessingCanvas" xmlns:cx="http://schemas.microsoft.com/office/drawing/2014/chartex" xmlns:cx1="http://schemas.microsoft.com/office/drawing/2015/9/8/chartex" xmlns:cx2="http://schemas.microsoft.com/office/drawing/2015/10/21/chartex" xmlns:cx3="http://schemas.microsoft.com/office/drawing/2016/5/9/chartex" xmlns:cx4="http://schemas.microsoft.com/office/drawing/2016/5/10/chartex" xmlns:cx5="http://schemas.microsoft.com/office/drawing/2016/5/11/chartex" xmlns:cx6="http://schemas.microsoft.com/office/drawing/2016/5/12/chartex" xmlns:cx7="http://schemas.microsoft.com/office/drawing/2016/5/13/chartex" xmlns:cx8="http://schemas.microsoft.com/office/drawing/2016/5/14/chartex" xmlns:mc="http://schemas.openxmlformats.org/markup-compatibility/2006" xmlns:aink="http://schemas.microsoft.com/office/drawing/2016/ink" xmlns:am3d="http://schemas.microsoft.com/office/drawing/2017/model3d" xmlns:o="urn:schemas-microsoft-com:office:office" xmlns:oel="http://schemas.microsoft.com/office/2019/extlst" xmlns:r="http://schemas.openxmlformats.org/officeDocument/2006/relationships" xmlns:m="http://schemas.openxmlformats.org/officeDocument/2006/math" xmlns:v="urn:schemas-microsoft-com:vml" xmlns:wp14="http://schemas.microsoft.com/office/word/2010/wordprocessingDrawing" xmlns:wp="http://schemas.openxmlformats.org/drawingml/2006/wordprocessingDrawing" xmlns:w10="urn:schemas-microsoft-com:office:word" xmlns:w="http://schemas.openxmlformats.org/wordprocessingml/2006/main" xmlns:w14="http://schemas.microsoft.com/office/word/2010/wordml" xmlns:w15="http://schemas.microsoft.com/office/word/2012/wordml" xmlns:w16cex="http://schemas.microsoft.com/office/word/2018/wordml/cex" xmlns:w16cid="http://schemas.microsoft.com/office/word/2016/wordml/cid" xmlns:w16="http://schemas.microsoft.com/office/word/2018/wordml" xmlns:w16sdtdh="http://schemas.microsoft.com/office/word/2020/wordml/sdtdatahash" xmlns:w16se="http://schemas.microsoft.com/office/word/2015/wordml/symex" xmlns:wpg="http://schemas.microsoft.com/office/word/2010/wordprocessingGroup" xmlns:wpi="http://schemas.microsoft.com/office/word/2010/wordprocessingInk" xmlns:wne="http://schemas.microsoft.com/office/word/2006/wordml" xmlns:wps="http://schemas.microsoft.com/office/word/2010/wordprocessingShape" mc:Ignorable="w14 w15 w16se w16cid w16 w16cex w16sdtdh wp14">
+<w:hdr xmlns:wpc="http://schemas.microsoft.com/office/word/2010/wordprocessingCanvas" xmlns:cx="http://schemas.microsoft.com/office/drawing/2014/chartex" xmlns:cx1="http://schemas.microsoft.com/office/drawing/2015/9/8/chartex" xmlns:cx2="http://schemas.microsoft.com/office/drawing/2015/10/21/chartex" xmlns:cx3="http://schemas.microsoft.com/office/drawing/2016/5/9/chartex" xmlns:cx4="http://schemas.microsoft.com/office/drawing/2016/5/10/chartex" xmlns:cx5="http://schemas.microsoft.com/office/drawing/2016/5/11/chartex" xmlns:cx6="http://schemas.microsoft.com/office/drawing/2016/5/12/chartex" xmlns:cx7="http://schemas.microsoft.com/office/drawing/2016/5/13/chartex" xmlns:cx8="http://schemas.microsoft.com/office/drawing/2016/5/14/chartex" xmlns:mc="http://schemas.openxmlformats.org/markup-compatibility/2006" xmlns:aink="http://schemas.microsoft.com/office/drawing/2016/ink" xmlns:am3d="http://schemas.microsoft.com/office/drawing/2017/model3d" xmlns:o="urn:schemas-microsoft-com:office:office" xmlns:oel="http://schemas.microsoft.com/office/2019/extlst" xmlns:r="http://schemas.openxmlformats.org/officeDocument/2006/relationships" xmlns:m="http://schemas.openxmlformats.org/officeDocument/2006/math" xmlns:v="urn:schemas-microsoft-com:vml" xmlns:wp14="http://schemas.microsoft.com/office/word/2010/wordprocessingDrawing" xmlns:wp="http://schemas.openxmlformats.org/drawingml/2006/wordprocessingDrawing" xmlns:w10="urn:schemas-microsoft-com:office:word" xmlns:w="http://schemas.openxmlformats.org/wordprocessingml/2006/main" xmlns:w14="http://schemas.microsoft.com/office/word/2010/wordml" xmlns:w15="http://schemas.microsoft.com/office/word/2012/wordml" xmlns:w16cex="http://schemas.microsoft.com/office/word/2018/wordml/cex" xmlns:w16cid="http://schemas.microsoft.com/office/word/2016/wordml/cid" xmlns:w16="http://schemas.microsoft.com/office/word/2018/wordml" xmlns:w16du="http://schemas.microsoft.com/office/word/2023/wordml/word16du" xmlns:w16sdtdh="http://schemas.microsoft.com/office/word/2020/wordml/sdtdatahash" xmlns:w16sdtfl="http://schemas.microsoft.com/office/word/2024/wordml/sdtformatlock" xmlns:w16se="http://schemas.microsoft.com/office/word/2015/wordml/symex" xmlns:wpg="http://schemas.microsoft.com/office/word/2010/wordprocessingGroup" xmlns:wpi="http://schemas.microsoft.com/office/word/2010/wordprocessingInk" xmlns:wne="http://schemas.microsoft.com/office/word/2006/wordml" xmlns:wps="http://schemas.microsoft.com/office/word/2010/wordprocessingShape" mc:Ignorable="w14 w15 w16se w16cid w16 w16cex w16sdtdh w16sdtfl w16du wp14">
   <w:p>
     <w:pPr>
       <w:pStyle w:val="Header"/>
@@ -1347,7 +1437,7 @@
 </file>
 
 <file path=word/header2.xml><?xml version="1.0" encoding="utf-8"?>
-<w:hdr xmlns:wpc="http://schemas.microsoft.com/office/word/2010/wordprocessingCanvas" xmlns:cx="http://schemas.microsoft.com/office/drawing/2014/chartex" xmlns:cx1="http://schemas.microsoft.com/office/drawing/2015/9/8/chartex" xmlns:cx2="http://schemas.microsoft.com/office/drawing/2015/10/21/chartex" xmlns:cx3="http://schemas.microsoft.com/office/drawing/2016/5/9/chartex" xmlns:cx4="http://schemas.microsoft.com/office/drawing/2016/5/10/chartex" xmlns:cx5="http://schemas.microsoft.com/office/drawing/2016/5/11/chartex" xmlns:cx6="http://schemas.microsoft.com/office/drawing/2016/5/12/chartex" xmlns:cx7="http://schemas.microsoft.com/office/drawing/2016/5/13/chartex" xmlns:cx8="http://schemas.microsoft.com/office/drawing/2016/5/14/chartex" xmlns:mc="http://schemas.openxmlformats.org/markup-compatibility/2006" xmlns:aink="http://schemas.microsoft.com/office/drawing/2016/ink" xmlns:am3d="http://schemas.microsoft.com/office/drawing/2017/model3d" xmlns:o="urn:schemas-microsoft-com:office:office" xmlns:oel="http://schemas.microsoft.com/office/2019/extlst" xmlns:r="http://schemas.openxmlformats.org/officeDocument/2006/relationships" xmlns:m="http://schemas.openxmlformats.org/officeDocument/2006/math" xmlns:v="urn:schemas-microsoft-com:vml" xmlns:wp14="http://schemas.microsoft.com/office/word/2010/wordprocessingDrawing" xmlns:wp="http://schemas.openxmlformats.org/drawingml/2006/wordprocessingDrawing" xmlns:w10="urn:schemas-microsoft-com:office:word" xmlns:w="http://schemas.openxmlformats.org/wordprocessingml/2006/main" xmlns:w14="http://schemas.microsoft.com/office/word/2010/wordml" xmlns:w15="http://schemas.microsoft.com/office/word/2012/wordml" xmlns:w16cex="http://schemas.microsoft.com/office/word/2018/wordml/cex" xmlns:w16cid="http://schemas.microsoft.com/office/word/2016/wordml/cid" xmlns:w16="http://schemas.microsoft.com/office/word/2018/wordml" xmlns:w16sdtdh="http://schemas.microsoft.com/office/word/2020/wordml/sdtdatahash" xmlns:w16se="http://schemas.microsoft.com/office/word/2015/wordml/symex" xmlns:wpg="http://schemas.microsoft.com/office/word/2010/wordprocessingGroup" xmlns:wpi="http://schemas.microsoft.com/office/word/2010/wordprocessingInk" xmlns:wne="http://schemas.microsoft.com/office/word/2006/wordml" xmlns:wps="http://schemas.microsoft.com/office/word/2010/wordprocessingShape" mc:Ignorable="w14 w15 w16se w16cid w16 w16cex w16sdtdh wp14">
+<w:hdr xmlns:wpc="http://schemas.microsoft.com/office/word/2010/wordprocessingCanvas" xmlns:cx="http://schemas.microsoft.com/office/drawing/2014/chartex" xmlns:cx1="http://schemas.microsoft.com/office/drawing/2015/9/8/chartex" xmlns:cx2="http://schemas.microsoft.com/office/drawing/2015/10/21/chartex" xmlns:cx3="http://schemas.microsoft.com/office/drawing/2016/5/9/chartex" xmlns:cx4="http://schemas.microsoft.com/office/drawing/2016/5/10/chartex" xmlns:cx5="http://schemas.microsoft.com/office/drawing/2016/5/11/chartex" xmlns:cx6="http://schemas.microsoft.com/office/drawing/2016/5/12/chartex" xmlns:cx7="http://schemas.microsoft.com/office/drawing/2016/5/13/chartex" xmlns:cx8="http://schemas.microsoft.com/office/drawing/2016/5/14/chartex" xmlns:mc="http://schemas.openxmlformats.org/markup-compatibility/2006" xmlns:aink="http://schemas.microsoft.com/office/drawing/2016/ink" xmlns:am3d="http://schemas.microsoft.com/office/drawing/2017/model3d" xmlns:o="urn:schemas-microsoft-com:office:office" xmlns:oel="http://schemas.microsoft.com/office/2019/extlst" xmlns:r="http://schemas.openxmlformats.org/officeDocument/2006/relationships" xmlns:m="http://schemas.openxmlformats.org/officeDocument/2006/math" xmlns:v="urn:schemas-microsoft-com:vml" xmlns:wp14="http://schemas.microsoft.com/office/word/2010/wordprocessingDrawing" xmlns:wp="http://schemas.openxmlformats.org/drawingml/2006/wordprocessingDrawing" xmlns:w10="urn:schemas-microsoft-com:office:word" xmlns:w="http://schemas.openxmlformats.org/wordprocessingml/2006/main" xmlns:w14="http://schemas.microsoft.com/office/word/2010/wordml" xmlns:w15="http://schemas.microsoft.com/office/word/2012/wordml" xmlns:w16cex="http://schemas.microsoft.com/office/word/2018/wordml/cex" xmlns:w16cid="http://schemas.microsoft.com/office/word/2016/wordml/cid" xmlns:w16="http://schemas.microsoft.com/office/word/2018/wordml" xmlns:w16du="http://schemas.microsoft.com/office/word/2023/wordml/word16du" xmlns:w16sdtdh="http://schemas.microsoft.com/office/word/2020/wordml/sdtdatahash" xmlns:w16sdtfl="http://schemas.microsoft.com/office/word/2024/wordml/sdtformatlock" xmlns:w16se="http://schemas.microsoft.com/office/word/2015/wordml/symex" xmlns:wpg="http://schemas.microsoft.com/office/word/2010/wordprocessingGroup" xmlns:wpi="http://schemas.microsoft.com/office/word/2010/wordprocessingInk" xmlns:wne="http://schemas.microsoft.com/office/word/2006/wordml" xmlns:wps="http://schemas.microsoft.com/office/word/2010/wordprocessingShape" mc:Ignorable="w14 w15 w16se w16cid w16 w16cex w16sdtdh w16sdtfl w16du wp14">
   <w:p>
     <w:pPr>
       <w:pStyle w:val="Header"/>
@@ -1358,7 +1448,7 @@
 </file>
 
 <file path=word/header3.xml><?xml version="1.0" encoding="utf-8"?>
-<w:hdr xmlns:wpc="http://schemas.microsoft.com/office/word/2010/wordprocessingCanvas" xmlns:cx="http://schemas.microsoft.com/office/drawing/2014/chartex" xmlns:cx1="http://schemas.microsoft.com/office/drawing/2015/9/8/chartex" xmlns:cx2="http://schemas.microsoft.com/office/drawing/2015/10/21/chartex" xmlns:cx3="http://schemas.microsoft.com/office/drawing/2016/5/9/chartex" xmlns:cx4="http://schemas.microsoft.com/office/drawing/2016/5/10/chartex" xmlns:cx5="http://schemas.microsoft.com/office/drawing/2016/5/11/chartex" xmlns:cx6="http://schemas.microsoft.com/office/drawing/2016/5/12/chartex" xmlns:cx7="http://schemas.microsoft.com/office/drawing/2016/5/13/chartex" xmlns:cx8="http://schemas.microsoft.com/office/drawing/2016/5/14/chartex" xmlns:mc="http://schemas.openxmlformats.org/markup-compatibility/2006" xmlns:aink="http://schemas.microsoft.com/office/drawing/2016/ink" xmlns:am3d="http://schemas.microsoft.com/office/drawing/2017/model3d" xmlns:o="urn:schemas-microsoft-com:office:office" xmlns:oel="http://schemas.microsoft.com/office/2019/extlst" xmlns:r="http://schemas.openxmlformats.org/officeDocument/2006/relationships" xmlns:m="http://schemas.openxmlformats.org/officeDocument/2006/math" xmlns:v="urn:schemas-microsoft-com:vml" xmlns:wp14="http://schemas.microsoft.com/office/word/2010/wordprocessingDrawing" xmlns:wp="http://schemas.openxmlformats.org/drawingml/2006/wordprocessingDrawing" xmlns:w10="urn:schemas-microsoft-com:office:word" xmlns:w="http://schemas.openxmlformats.org/wordprocessingml/2006/main" xmlns:w14="http://schemas.microsoft.com/office/word/2010/wordml" xmlns:w15="http://schemas.microsoft.com/office/word/2012/wordml" xmlns:w16cex="http://schemas.microsoft.com/office/word/2018/wordml/cex" xmlns:w16cid="http://schemas.microsoft.com/office/word/2016/wordml/cid" xmlns:w16="http://schemas.microsoft.com/office/word/2018/wordml" xmlns:w16sdtdh="http://schemas.microsoft.com/office/word/2020/wordml/sdtdatahash" xmlns:w16se="http://schemas.microsoft.com/office/word/2015/wordml/symex" xmlns:wpg="http://schemas.microsoft.com/office/word/2010/wordprocessingGroup" xmlns:wpi="http://schemas.microsoft.com/office/word/2010/wordprocessingInk" xmlns:wne="http://schemas.microsoft.com/office/word/2006/wordml" xmlns:wps="http://schemas.microsoft.com/office/word/2010/wordprocessingShape" mc:Ignorable="w14 w15 w16se w16cid w16 w16cex w16sdtdh wp14">
+<w:hdr xmlns:wpc="http://schemas.microsoft.com/office/word/2010/wordprocessingCanvas" xmlns:cx="http://schemas.microsoft.com/office/drawing/2014/chartex" xmlns:cx1="http://schemas.microsoft.com/office/drawing/2015/9/8/chartex" xmlns:cx2="http://schemas.microsoft.com/office/drawing/2015/10/21/chartex" xmlns:cx3="http://schemas.microsoft.com/office/drawing/2016/5/9/chartex" xmlns:cx4="http://schemas.microsoft.com/office/drawing/2016/5/10/chartex" xmlns:cx5="http://schemas.microsoft.com/office/drawing/2016/5/11/chartex" xmlns:cx6="http://schemas.microsoft.com/office/drawing/2016/5/12/chartex" xmlns:cx7="http://schemas.microsoft.com/office/drawing/2016/5/13/chartex" xmlns:cx8="http://schemas.microsoft.com/office/drawing/2016/5/14/chartex" xmlns:mc="http://schemas.openxmlformats.org/markup-compatibility/2006" xmlns:aink="http://schemas.microsoft.com/office/drawing/2016/ink" xmlns:am3d="http://schemas.microsoft.com/office/drawing/2017/model3d" xmlns:o="urn:schemas-microsoft-com:office:office" xmlns:oel="http://schemas.microsoft.com/office/2019/extlst" xmlns:r="http://schemas.openxmlformats.org/officeDocument/2006/relationships" xmlns:m="http://schemas.openxmlformats.org/officeDocument/2006/math" xmlns:v="urn:schemas-microsoft-com:vml" xmlns:wp14="http://schemas.microsoft.com/office/word/2010/wordprocessingDrawing" xmlns:wp="http://schemas.openxmlformats.org/drawingml/2006/wordprocessingDrawing" xmlns:w10="urn:schemas-microsoft-com:office:word" xmlns:w="http://schemas.openxmlformats.org/wordprocessingml/2006/main" xmlns:w14="http://schemas.microsoft.com/office/word/2010/wordml" xmlns:w15="http://schemas.microsoft.com/office/word/2012/wordml" xmlns:w16cex="http://schemas.microsoft.com/office/word/2018/wordml/cex" xmlns:w16cid="http://schemas.microsoft.com/office/word/2016/wordml/cid" xmlns:w16="http://schemas.microsoft.com/office/word/2018/wordml" xmlns:w16du="http://schemas.microsoft.com/office/word/2023/wordml/word16du" xmlns:w16sdtdh="http://schemas.microsoft.com/office/word/2020/wordml/sdtdatahash" xmlns:w16sdtfl="http://schemas.microsoft.com/office/word/2024/wordml/sdtformatlock" xmlns:w16se="http://schemas.microsoft.com/office/word/2015/wordml/symex" xmlns:wpg="http://schemas.microsoft.com/office/word/2010/wordprocessingGroup" xmlns:wpi="http://schemas.microsoft.com/office/word/2010/wordprocessingInk" xmlns:wne="http://schemas.microsoft.com/office/word/2006/wordml" xmlns:wps="http://schemas.microsoft.com/office/word/2010/wordprocessingShape" mc:Ignorable="w14 w15 w16se w16cid w16 w16cex w16sdtdh w16sdtfl w16du wp14">
   <w:p>
     <w:pPr>
       <w:pStyle w:val="Header"/>
@@ -1367,7 +1457,7 @@
     <w:r>
       <w:tab/>
       <w:tab/>
-      <w:t>2026-06-17</w:t>
+      <w:t>2026-06-18</w:t>
       <w:br/>
       <w:br/>
     </w:r>
@@ -1384,7 +1474,7 @@
 </file>
 
 <file path=word/numbering.xml><?xml version="1.0" encoding="utf-8"?>
-<w:numbering xmlns:wpc="http://schemas.microsoft.com/office/word/2010/wordprocessingCanvas" xmlns:cx="http://schemas.microsoft.com/office/drawing/2014/chartex" xmlns:cx1="http://schemas.microsoft.com/office/drawing/2015/9/8/chartex" xmlns:cx2="http://schemas.microsoft.com/office/drawing/2015/10/21/chartex" xmlns:cx3="http://schemas.microsoft.com/office/drawing/2016/5/9/chartex" xmlns:cx4="http://schemas.microsoft.com/office/drawing/2016/5/10/chartex" xmlns:cx5="http://schemas.microsoft.com/office/drawing/2016/5/11/chartex" xmlns:cx6="http://schemas.microsoft.com/office/drawing/2016/5/12/chartex" xmlns:cx7="http://schemas.microsoft.com/office/drawing/2016/5/13/chartex" xmlns:cx8="http://schemas.microsoft.com/office/drawing/2016/5/14/chartex" xmlns:mc="http://schemas.openxmlformats.org/markup-compatibility/2006" xmlns:aink="http://schemas.microsoft.com/office/drawing/2016/ink" xmlns:am3d="http://schemas.microsoft.com/office/drawing/2017/model3d" xmlns:o="urn:schemas-microsoft-com:office:office" xmlns:oel="http://schemas.microsoft.com/office/2019/extlst" xmlns:r="http://schemas.openxmlformats.org/officeDocument/2006/relationships" xmlns:m="http://schemas.openxmlformats.org/officeDocument/2006/math" xmlns:v="urn:schemas-microsoft-com:vml" xmlns:wp14="http://schemas.microsoft.com/office/word/2010/wordprocessingDrawing" xmlns:wp="http://schemas.openxmlformats.org/drawingml/2006/wordprocessingDrawing" xmlns:w10="urn:schemas-microsoft-com:office:word" xmlns:w="http://schemas.openxmlformats.org/wordprocessingml/2006/main" xmlns:w14="http://schemas.microsoft.com/office/word/2010/wordml" xmlns:w15="http://schemas.microsoft.com/office/word/2012/wordml" xmlns:w16cex="http://schemas.microsoft.com/office/word/2018/wordml/cex" xmlns:w16cid="http://schemas.microsoft.com/office/word/2016/wordml/cid" xmlns:w16="http://schemas.microsoft.com/office/word/2018/wordml" xmlns:w16sdtdh="http://schemas.microsoft.com/office/word/2020/wordml/sdtdatahash" xmlns:w16se="http://schemas.microsoft.com/office/word/2015/wordml/symex" xmlns:wpg="http://schemas.microsoft.com/office/word/2010/wordprocessingGroup" xmlns:wpi="http://schemas.microsoft.com/office/word/2010/wordprocessingInk" xmlns:wne="http://schemas.microsoft.com/office/word/2006/wordml" xmlns:wps="http://schemas.microsoft.com/office/word/2010/wordprocessingShape" mc:Ignorable="w14 w15 w16se w16cid w16 w16cex w16sdtdh wp14">
+<w:numbering xmlns:wpc="http://schemas.microsoft.com/office/word/2010/wordprocessingCanvas" xmlns:cx="http://schemas.microsoft.com/office/drawing/2014/chartex" xmlns:cx1="http://schemas.microsoft.com/office/drawing/2015/9/8/chartex" xmlns:cx2="http://schemas.microsoft.com/office/drawing/2015/10/21/chartex" xmlns:cx3="http://schemas.microsoft.com/office/drawing/2016/5/9/chartex" xmlns:cx4="http://schemas.microsoft.com/office/drawing/2016/5/10/chartex" xmlns:cx5="http://schemas.microsoft.com/office/drawing/2016/5/11/chartex" xmlns:cx6="http://schemas.microsoft.com/office/drawing/2016/5/12/chartex" xmlns:cx7="http://schemas.microsoft.com/office/drawing/2016/5/13/chartex" xmlns:cx8="http://schemas.microsoft.com/office/drawing/2016/5/14/chartex" xmlns:mc="http://schemas.openxmlformats.org/markup-compatibility/2006" xmlns:aink="http://schemas.microsoft.com/office/drawing/2016/ink" xmlns:am3d="http://schemas.microsoft.com/office/drawing/2017/model3d" xmlns:o="urn:schemas-microsoft-com:office:office" xmlns:oel="http://schemas.microsoft.com/office/2019/extlst" xmlns:r="http://schemas.openxmlformats.org/officeDocument/2006/relationships" xmlns:m="http://schemas.openxmlformats.org/officeDocument/2006/math" xmlns:v="urn:schemas-microsoft-com:vml" xmlns:wp14="http://schemas.microsoft.com/office/word/2010/wordprocessingDrawing" xmlns:wp="http://schemas.openxmlformats.org/drawingml/2006/wordprocessingDrawing" xmlns:w10="urn:schemas-microsoft-com:office:word" xmlns:w="http://schemas.openxmlformats.org/wordprocessingml/2006/main" xmlns:w14="http://schemas.microsoft.com/office/word/2010/wordml" xmlns:w15="http://schemas.microsoft.com/office/word/2012/wordml" xmlns:w16cex="http://schemas.microsoft.com/office/word/2018/wordml/cex" xmlns:w16cid="http://schemas.microsoft.com/office/word/2016/wordml/cid" xmlns:w16="http://schemas.microsoft.com/office/word/2018/wordml" xmlns:w16du="http://schemas.microsoft.com/office/word/2023/wordml/word16du" xmlns:w16sdtdh="http://schemas.microsoft.com/office/word/2020/wordml/sdtdatahash" xmlns:w16sdtfl="http://schemas.microsoft.com/office/word/2024/wordml/sdtformatlock" xmlns:w16se="http://schemas.microsoft.com/office/word/2015/wordml/symex" xmlns:wpg="http://schemas.microsoft.com/office/word/2010/wordprocessingGroup" xmlns:wpi="http://schemas.microsoft.com/office/word/2010/wordprocessingInk" xmlns:wne="http://schemas.microsoft.com/office/word/2006/wordml" xmlns:wps="http://schemas.microsoft.com/office/word/2010/wordprocessingShape" mc:Ignorable="w14 w15 w16se w16cid w16 w16cex w16sdtdh w16sdtfl w16du wp14">
   <w:abstractNum w:abstractNumId="0" w15:restartNumberingAfterBreak="0">
     <w:nsid w:val="FFFFFF7C"/>
     <w:multiLevelType w:val="singleLevel"/>
@@ -1587,7 +1677,7 @@
 </file>
 
 <file path=word/styles.xml><?xml version="1.0" encoding="utf-8"?>
-<w:styles xmlns:mc="http://schemas.openxmlformats.org/markup-compatibility/2006" xmlns:r="http://schemas.openxmlformats.org/officeDocument/2006/relationships" xmlns:w="http://schemas.openxmlformats.org/wordprocessingml/2006/main" xmlns:w14="http://schemas.microsoft.com/office/word/2010/wordml" xmlns:w15="http://schemas.microsoft.com/office/word/2012/wordml" xmlns:w16cex="http://schemas.microsoft.com/office/word/2018/wordml/cex" xmlns:w16cid="http://schemas.microsoft.com/office/word/2016/wordml/cid" xmlns:w16="http://schemas.microsoft.com/office/word/2018/wordml" xmlns:w16sdtdh="http://schemas.microsoft.com/office/word/2020/wordml/sdtdatahash" xmlns:w16se="http://schemas.microsoft.com/office/word/2015/wordml/symex" mc:Ignorable="w14 w15 w16se w16cid w16 w16cex w16sdtdh">
+<w:styles xmlns:mc="http://schemas.openxmlformats.org/markup-compatibility/2006" xmlns:r="http://schemas.openxmlformats.org/officeDocument/2006/relationships" xmlns:w="http://schemas.openxmlformats.org/wordprocessingml/2006/main" xmlns:w14="http://schemas.microsoft.com/office/word/2010/wordml" xmlns:w15="http://schemas.microsoft.com/office/word/2012/wordml" xmlns:w16cex="http://schemas.microsoft.com/office/word/2018/wordml/cex" xmlns:w16cid="http://schemas.microsoft.com/office/word/2016/wordml/cid" xmlns:w16="http://schemas.microsoft.com/office/word/2018/wordml" xmlns:w16du="http://schemas.microsoft.com/office/word/2023/wordml/word16du" xmlns:w16sdtdh="http://schemas.microsoft.com/office/word/2020/wordml/sdtdatahash" xmlns:w16sdtfl="http://schemas.microsoft.com/office/word/2024/wordml/sdtformatlock" xmlns:w16se="http://schemas.microsoft.com/office/word/2015/wordml/symex" mc:Ignorable="w14 w15 w16se w16cid w16 w16cex w16sdtdh w16sdtfl w16du">
   <w:docDefaults>
     <w:rPrDefault>
       <w:rPr>
@@ -2345,7 +2435,7 @@
     <w:link w:val="TitleChar"/>
     <w:uiPriority w:val="10"/>
     <w:qFormat/>
-    <w:rsid w:val="007106C8"/>
+    <w:rsid w:val="00E854FA"/>
     <w:pPr>
       <w:spacing w:after="300" w:line="240" w:lineRule="auto"/>
       <w:contextualSpacing/>
@@ -2355,7 +2445,7 @@
       <w:rFonts w:eastAsiaTheme="majorEastAsia" w:cstheme="majorBidi"/>
       <w:spacing w:val="5"/>
       <w:kern w:val="28"/>
-      <w:sz w:val="52"/>
+      <w:sz w:val="40"/>
       <w:szCs w:val="52"/>
       <w:lang w:val="sv-SE" w:eastAsia="en-US" w:bidi="ar-SA"/>
     </w:rPr>
@@ -2365,12 +2455,12 @@
     <w:basedOn w:val="DefaultParagraphFont"/>
     <w:link w:val="Title"/>
     <w:uiPriority w:val="10"/>
-    <w:rsid w:val="007106C8"/>
+    <w:rsid w:val="00E854FA"/>
     <w:rPr>
       <w:rFonts w:ascii="Times New Roman" w:eastAsiaTheme="majorEastAsia" w:hAnsi="Times New Roman" w:cstheme="majorBidi"/>
       <w:spacing w:val="5"/>
       <w:kern w:val="28"/>
-      <w:sz w:val="52"/>
+      <w:sz w:val="40"/>
       <w:szCs w:val="52"/>
       <w:lang w:val="sv-SE" w:eastAsia="en-US" w:bidi="ar-SA"/>
     </w:rPr>

--- a/klagomål/A 22410-2026 FSC-klagomål.docx
+++ b/klagomål/A 22410-2026 FSC-klagomål.docx
@@ -1457,7 +1457,7 @@
     <w:r>
       <w:tab/>
       <w:tab/>
-      <w:t>2026-06-18</w:t>
+      <w:t>2026-06-19</w:t>
       <w:br/>
       <w:br/>
     </w:r>

--- a/klagomål/A 22410-2026 FSC-klagomål.docx
+++ b/klagomål/A 22410-2026 FSC-klagomål.docx
@@ -1457,7 +1457,7 @@
     <w:r>
       <w:tab/>
       <w:tab/>
-      <w:t>2026-06-19</w:t>
+      <w:t>2026-06-20</w:t>
       <w:br/>
       <w:br/>
     </w:r>

--- a/klagomål/A 22410-2026 FSC-klagomål.docx
+++ b/klagomål/A 22410-2026 FSC-klagomål.docx
@@ -168,38 +168,7 @@
     </w:p>
     <w:p>
       <w:r>
-        <w:t>Detta dokument behandlar höga naturvärden i avverkningsanmälan A 22410-2026 i Åtvidabergs kommun som inkom 2026-05-12 och omfattar 3,9 ha.</w:t>
-      </w:r>
-    </w:p>
-    <w:p>
-      <w:r>
-        <w:t>Nedan presenteras fynd av naturvårdsarter och fridlysta arter som gjorts i det avverkningsanmälda området, samt relevanta utdrag ur standarderna för FSC, Chain of Custody, Controlled Wood och PEFC. I BILAGA 1 finns artfakta om fridlysta och rödlistade arter.</w:t>
-      </w:r>
-    </w:p>
-    <w:p>
-      <w:r>
-        <w:t>Vi förväntar oss att ni återkommer med ett skriftligt svar på vårt klagomål och även beskriver vilka korrigerande åtgärder ni satt in för att rätta till identifierade brister i er efterlevnad av den svenska FSC standarden.</w:t>
-      </w:r>
-    </w:p>
-    <w:p>
-      <w:pPr>
-        <w:pStyle w:val="Heading1"/>
-      </w:pPr>
-      <w:r>
-        <w:t>Naturvårdsarter</w:t>
-      </w:r>
-    </w:p>
-    <w:p>
-      <w:r>
-        <w:t>I och inom 6 meter från avverkningsanmälan har följande 14 naturvårdsarter hittats: vedtrappmossa (NT, T), björksplintborre (S), blodticka (S, T), bronshjon (S, T), grovticka (S, T), grön sköldmossa (S, T, §8), grönpyrola (S, T), mindre märgborre (S, T), västlig hakmossa (S), vågbandad barkbock (S), blåsippa (T, §9), kransmossa (T), spillkråka (T, §4) och revlummer (§9). Av dessa är 1 rödlistade. För rödlistade arter har rödlistekategorin angivits inom parentes. Arter som är signalarter enligt Skogsstyrelsen har markerats med (S). Typiska arter inom Natura 2000 som är kopplade till skogsekosystem har markerats med (T). För fridlysta arter anges även paragrafen i Artskyddsförordningen som arten är fridlyst enligt.</w:t>
-      </w:r>
-    </w:p>
-    <w:p>
-      <w:r>
-        <w:t>De påträffade naturvårdsarterna är ett tydligt kvitto på att det rör sig om en skog med höga naturvärden.</w:t>
-      </w:r>
-      <w:r>
-        <w:t xml:space="preserve"> I Figur 1 visas fyndplatser för naturvårdsarter i området, som finns registrerade på Artportalen.</w:t>
+        <w:t>Detta klagomål behandlar höga naturvärden i avverkningsanmälan A 22410-2026 i Åtvidabergs kommun som inkom 2026-05-12 och omfattar 3,9 ha.</w:t>
       </w:r>
     </w:p>
     <w:p>
@@ -247,34 +216,224 @@
         <w:spacing w:after="240"/>
       </w:pPr>
       <w:r>
-        <w:t>Figur 1. Fyndplatser för naturvårdsarter i och inom 6 meter från avverkningsanmälan (röd linje). Markörer utan svart kant är placerade på fyndplatsen. Markörer med svart kant är placerade vid sidan av fyndplatsen och har ett svart streck som visar fyndplatsens exakta position. Kartans mittpunktskoordinat är N 6448533, E 563909 i SWEREF 99 TM.</w:t>
+        <w:t>Figur 1. Fyndplatser för naturvårdsarter i och inom 6 meter från avverkningsanmälan. Markörer utan svart kant är placerade på fyndplatsen. Markörer med svart kant är placerade vid sidan av fyndplatsen har ett svart streck som visar fyndplatsens exakta position. Kartans mittpunktskoordinat är N 6448533, E 563909 i SWEREF 99 TM.</w:t>
+      </w:r>
+    </w:p>
+    <w:p>
+      <w:r>
+        <w:t>I och inom 6 meter från avverkningsanmälan finns fynd av 14 naturvårdsarter, varav 1 är rödlistad, 4 är fridlysta, 10 är typiska (T) och 9 är signalarter (S): vedtrappmossa (NT, T), björksplintborre (S), blodticka (S, T), bronshjon (S, T), grovticka (S, T), grön sköldmossa (S, T, §8), grönpyrola (S, T), mindre märgborre (S, T), västlig hakmossa (S), vågbandad barkbock (S), blåsippa (T, §9), kransmossa (T), spillkråka (T, §4) och revlummer (§9). Se Figur 1.</w:t>
+      </w:r>
+    </w:p>
+    <w:p>
+      <w:r>
+        <w:t>Nedan presenteras relevanta utdrag ur standarderna för FSC, Chain of Custody, Controlled Wood och PEFC.</w:t>
+      </w:r>
+    </w:p>
+    <w:p>
+      <w:r>
+        <w:t>Vi förväntar oss att ni återkommer med ett skriftligt svar på vårt klagomål och även beskriver vilka korrigerande åtgärder ni satt in för att rätta till identifierade brister i er efterlevnad av den svenska FSC standarden.</w:t>
       </w:r>
     </w:p>
     <w:p>
       <w:pPr>
-        <w:pStyle w:val="Heading2"/>
+        <w:pStyle w:val="Heading1"/>
       </w:pPr>
       <w:r>
-        <w:t>Fridlysta arter</w:t>
+        <w:t>Naturvårdsarter och fridlysta arter</w:t>
       </w:r>
     </w:p>
     <w:p>
       <w:r>
-        <w:t>Följande fridlysta arter har sina livsmiljöer och växtplatser i den avverkningsanmälda skogen: grön sköldmossa (S, T, §8), blåsippa (T, §9), spillkråka (T, §4) och revlummer (§9).</w:t>
+        <w:t>Nedan följer beskrivningar av de naturvårdsarter och fridlysta arter som har sina livsmiljöer och växtplatser i den avverkningsanmälda skogen. Se även ytterligare artfakta i BILAGA 1. De påträffade naturvårdsarterna är ett tydligt kvitto på att det rör sig om en skog med höga naturvärden.</w:t>
       </w:r>
     </w:p>
     <w:p>
-      <w:r>
-        <w:t xml:space="preserve">Observera att medlemsländerna är skyldiga att agera i enlighet med EU:s fågeldirektiv där det uttryckligen står att direktivet gäller för fåglar samt för deras ägg, bon och </w:t>
-      </w:r>
       <w:r>
         <w:rPr>
           <w:b/>
         </w:rPr>
-        <w:t xml:space="preserve">livsmiljöer </w:t>
-      </w:r>
-      <w:r>
-        <w:t>(artikel 1). Vidare att de åtgärder som vidtas inte får leda till en försämring av den nuvarande situationen beträffande bevarandet av de fågelarter som avses i artikel 1 (artikel 13). Fågeldirektivet är styrande för tillsynsansvariga myndigheters ärendehantering, ställningstaganden och beslutsfattande.</w:t>
+        <w:t xml:space="preserve">Vedtrappmossa (NT) </w:t>
+      </w:r>
+      <w:r>
+        <w:t xml:space="preserve">växer på död ved, främst i gammal granskog. Den förekommer knappast alls i fjällnära barrskogar utan finns i skogslandskapet nedom fjällen och framför allt i landets södra delar är den en mycket bra signalart för barrnaturskog med höga naturvärden. Skogsavverkning och brist på grov död ved i skogen är de allvarligaste hoten och den överlever inte kalhyggesbruk. Lokaler med sluten granskog, tillräckligt stora för att säkerställa ett kontinuerligt tillskott på grova lågor, bör undantas från storskaligt skogsbruk. Vedtrappmossa är typisk art för </w:t>
+      </w:r>
+      <w:r>
+        <w:rPr>
+          <w:i/>
+        </w:rPr>
+        <w:t>9010 Taiga</w:t>
+      </w:r>
+      <w:r>
+        <w:t xml:space="preserve"> (SLU Artdatabanken, 2024).</w:t>
+      </w:r>
+    </w:p>
+    <w:p>
+      <w:r>
+        <w:rPr>
+          <w:b/>
+        </w:rPr>
+        <w:t xml:space="preserve">Björksplintborre </w:t>
+      </w:r>
+      <w:r>
+        <w:t>är en skalbagge vars larvutveckling sker i bark på nyligen döda björkar, både stående träd och vindfällen. En prydlig rad med runda ventilationshål i barken ovanför modergången är synnerligen karaktäristiskt. Arten är knuten till lövrika blandskogar med en hög andel gamla träd, och starkt gynnad av naturliga störningar som torka, översvämningar, brand och stormfällningar. Talrika gnagspår kan tyda på biotoper med höga naturvärden, exempelvis för ovanliga hackspettar och andra, mer sällsynta vedinsekter. Larverna är omtyckt hackspettsföda (SLU Artdatabanken, 2025).</w:t>
+      </w:r>
+    </w:p>
+    <w:p>
+      <w:r>
+        <w:rPr>
+          <w:b/>
+        </w:rPr>
+        <w:t xml:space="preserve">Blodticka </w:t>
+      </w:r>
+      <w:r>
+        <w:t xml:space="preserve">är i norra Sverige främst knuten till grova granlågor i urskogsartad barrskog, men förekommer ibland även på klenare granar i anslutning till bäckar och sumpskogar. Den är en bra indikator på granskogar med höga naturvärden och oftast förekommer den tillsammans med ett stort antal ovanliga och rödlistade arter. I södra Sverige växer den framför allt på tall och har då ett lägre signalvärde. Blodticka är typisk art för </w:t>
+      </w:r>
+      <w:r>
+        <w:rPr>
+          <w:i/>
+        </w:rPr>
+        <w:t>9030 Landhöjningsskog</w:t>
+      </w:r>
+      <w:r>
+        <w:t xml:space="preserve"> (SLU Artdatabanken, 2025; Nitare &amp; Skogsstyrelsen, 2019).</w:t>
+      </w:r>
+    </w:p>
+    <w:p>
+      <w:r>
+        <w:rPr>
+          <w:b/>
+        </w:rPr>
+        <w:t>Bronshjon</w:t>
+      </w:r>
+      <w:r>
+        <w:t xml:space="preserve"> är en skalbagge vars larvutveckling sker under grov bark på stammar av döda eller döende barrträd, främst gran, i mindre omfattning tall. Arten är knuten till äldre, naturskogslik granskog med inslag av torkande träd. Bronshjon är typisk art för </w:t>
+      </w:r>
+      <w:r>
+        <w:rPr>
+          <w:i/>
+        </w:rPr>
+        <w:t>9010 Taiga</w:t>
+      </w:r>
+      <w:r>
+        <w:t xml:space="preserve"> (SLU Artdatabanken, 2025).</w:t>
+      </w:r>
+    </w:p>
+    <w:p>
+      <w:r>
+        <w:rPr>
+          <w:b/>
+        </w:rPr>
+        <w:t>Grovticka</w:t>
+      </w:r>
+      <w:r>
+        <w:t xml:space="preserve"> är i skogslandskapet främst knuten till naturskogsartad äldre barrskog. Den är där en värdefull ”gammelskogsindikator” och påträffas mest vid tallar som är över 200 år gamla.  Grovticka är typisk art för </w:t>
+      </w:r>
+      <w:r>
+        <w:rPr>
+          <w:i/>
+        </w:rPr>
+        <w:t xml:space="preserve">9060 Åsbarrskog </w:t>
+      </w:r>
+      <w:r>
+        <w:t>(Nitare &amp; Skogsstyrelsen, 2019; SLU Artdatabanken, 2025).</w:t>
+      </w:r>
+    </w:p>
+    <w:p>
+      <w:r>
+        <w:rPr>
+          <w:b/>
+        </w:rPr>
+        <w:t>Grön sköldmossa (§8)</w:t>
+      </w:r>
+      <w:r>
+        <w:t xml:space="preserve"> är typisk art för </w:t>
+      </w:r>
+      <w:r>
+        <w:rPr>
+          <w:i/>
+        </w:rPr>
+        <w:t xml:space="preserve">9010 Taiga </w:t>
+      </w:r>
+      <w:r>
+        <w:t>och</w:t>
+      </w:r>
+      <w:r>
+        <w:rPr>
+          <w:i/>
+        </w:rPr>
+        <w:t xml:space="preserve"> 9750 Svämlövskog</w:t>
+      </w:r>
+      <w:r>
+        <w:t xml:space="preserve"> och omfattas av EU:s art- och habitatdirektiv bilaga 2 vilket innebär att det finns ett uttalat intresse inom Europeiska unionen att bevara arten. Grön sköldmossa kräver skog som har ett speciellt mikroklimat med hög och jämn luftfuktighet i kombination med rik tillgång på död ved (Nitare &amp; Skogsstyrelsen, 2019; SLU Artdatabanken, 2025). I praktiken handlar det om åtminstone 50 meter med skyddande skog för att undvika uttorkning av marken (Hallingbäck, personligt meddelande 2022-02-24). Grön sköldmossa är en ansvarsart för Sverige då en särskilt stor andel av Europas population finns i landet. Mark- och miljööverdomstolen (MÖD) har i mål nr M 2019-20 (18 februari 2019) slagit fast att grön sköldmossa (§8) är dispenspliktig och att exemplar av arten inte får skadas utan dispens (MÖD, mål nr M 2019-20).</w:t>
+      </w:r>
+    </w:p>
+    <w:p>
+      <w:r>
+        <w:rPr>
+          <w:b/>
+        </w:rPr>
+        <w:t xml:space="preserve">Grönpyrola </w:t>
+      </w:r>
+      <w:r>
+        <w:t xml:space="preserve">växer främst på sandig, torr eller frisk mark i äldre barrskog, ofta på isälvsmaterial såsom sand och grus. Den påträffas främst i äldre naturligt uppkomna barrskogar, exempelvis på tallmoar, i åssluttningar, dyner och rasbranter. Arten är känslig för skogsbruksmetoder såsom slutavverkning och markberedning. Grönpyrola är typisk art för </w:t>
+      </w:r>
+      <w:r>
+        <w:rPr>
+          <w:i/>
+        </w:rPr>
+        <w:t>9010 Taiga, 9060 Åsbarrskog</w:t>
+      </w:r>
+      <w:r>
+        <w:t xml:space="preserve"> och</w:t>
+      </w:r>
+      <w:r>
+        <w:rPr>
+          <w:i/>
+        </w:rPr>
+        <w:t xml:space="preserve"> 1610 Åsöar i Östersjön </w:t>
+      </w:r>
+      <w:r>
+        <w:t>(Nitare &amp; Skogsstyrelsen, 2019; SLU Artdatabanken, 2025).</w:t>
+      </w:r>
+    </w:p>
+    <w:p>
+      <w:r>
+        <w:rPr>
+          <w:b/>
+        </w:rPr>
+        <w:t>Mindre märgborre</w:t>
+      </w:r>
+      <w:r>
+        <w:t xml:space="preserve"> är en signalart för tallskog med höga naturvärden och betraktas tillsammans med skarptandad barkborre som nyckelarter för ett antal sällsynta åtgärdsprogramsarter som är beroende av deras gångsystem. Bland dessa kan nämnas avlång barkborre (VU), </w:t>
+      </w:r>
+      <w:r>
+        <w:rPr>
+          <w:i/>
+        </w:rPr>
+        <w:t>Corticeus longulus</w:t>
+      </w:r>
+      <w:r>
+        <w:t xml:space="preserve"> (VU), tallgångbagge (VU), cholodkovskys bastborre (NT) och tallbarksvartbagge (NT). Den mindre märgborrens måsvingeliknande gnaggångar är lätta att känna igen och hittas ofta på grova tallgrenar på marken. Rika förekomster av främst mindre märgborre men även skarptandad barkborre är en signal för artrikedom och inventeringar har visat att det är i skogar med en naturlig självgallring som det skapas förutsättningar för dessa arter samt de efterföljande åtgärdsprogramsarterna. Tallskogar med stark förekomst av mindre märgborre och skarptandad barkborre bör avsättas som reservat. Generellt bör hänsyn tas vid slutavverkning av talldominerad skog så att avverkningsrester som gren- och toppdelar lämnas. Mindre märgborre är typisk art för </w:t>
+      </w:r>
+      <w:r>
+        <w:rPr>
+          <w:i/>
+        </w:rPr>
+        <w:t>9060 Åsbarrskog</w:t>
+      </w:r>
+      <w:r>
+        <w:t xml:space="preserve"> (SLU Artdatabanken, 2026; Pettersson, 2014; Hedgren, 2012; Gunnarsson m fl., 1999).</w:t>
+      </w:r>
+    </w:p>
+    <w:p>
+      <w:r>
+        <w:rPr>
+          <w:b/>
+        </w:rPr>
+        <w:t xml:space="preserve">Vågbandad barkbock </w:t>
+      </w:r>
+      <w:r>
+        <w:t>är en långhorning vars larvutveckling sker under bark på nyligen döda stående barrträd, främst gran, mer undantagsvis på tall. Främst i stående träd, särskilt gamla, långsamvuxna granar med grov bark, även i grövre grenar, stubbar eller vindfällen. Arten är starkt knuten till naturskogsliknande granskogar, och gynnas av extrema torrsomrar som försvagar träden. Arten påverkas negativt av brist på kontinuitetsskog och en minskning av populationen pågår eller förväntas ske (SLU Artdatabanken, 2025).</w:t>
       </w:r>
     </w:p>
     <w:p>
@@ -311,10 +470,39 @@
         <w:rPr>
           <w:b/>
         </w:rPr>
-        <w:t>Grön sköldmossa (§8)</w:t>
+        <w:t>Kransmossa</w:t>
       </w:r>
       <w:r>
         <w:t xml:space="preserve"> är typisk art för </w:t>
+      </w:r>
+      <w:r>
+        <w:rPr>
+          <w:i/>
+        </w:rPr>
+        <w:t xml:space="preserve">9050 Näringsrik granskog </w:t>
+      </w:r>
+      <w:r>
+        <w:t xml:space="preserve">och </w:t>
+      </w:r>
+      <w:r>
+        <w:rPr>
+          <w:i/>
+        </w:rPr>
+        <w:t xml:space="preserve">6170 Alpina kalkgräsmarker </w:t>
+      </w:r>
+      <w:r>
+        <w:t>(SLU Artdatabanken, 2025).</w:t>
+      </w:r>
+    </w:p>
+    <w:p>
+      <w:r>
+        <w:rPr>
+          <w:b/>
+        </w:rPr>
+        <w:t>Spillkråka (§4)</w:t>
+      </w:r>
+      <w:r>
+        <w:t xml:space="preserve"> omfattas av bilaga 1 i EU:s fågeldirektiv och är typisk art för </w:t>
       </w:r>
       <w:r>
         <w:rPr>
@@ -329,241 +517,10 @@
         <w:rPr>
           <w:i/>
         </w:rPr>
-        <w:t xml:space="preserve"> 9750 Svämlövskog</w:t>
-      </w:r>
-      <w:r>
-        <w:t xml:space="preserve"> och omfattas av EU:s art- och habitatdirektiv bilaga 2 vilket innebär att det finns ett uttalat intresse inom Europeiska unionen att bevara arten. Grön sköldmossa kräver skog som har ett speciellt mikroklimat med hög och jämn luftfuktighet i kombination med rik tillgång på död ved (Nitare &amp; Skogsstyrelsen, 2019; SLU Artdatabanken, 2025). I praktiken handlar det om åtminstone 50 meter med skyddande skog för att undvika uttorkning av marken (Hallingbäck, personligt meddelande 2022-02-24). Grön sköldmossa är en ansvarsart för Sverige då en särskilt stor andel av Europas population finns i landet. Mark- och miljööverdomstolen (MÖD) har i mål nr M 2019-20 (18 februari 2019) slagit fast att grön sköldmossa (§8) är dispenspliktig och att exemplar av arten inte får skadas utan dispens (MÖD, mål nr M 2019-20).</w:t>
-      </w:r>
-    </w:p>
-    <w:p>
-      <w:r>
-        <w:rPr>
-          <w:b/>
-        </w:rPr>
-        <w:t>Spillkråka (§4)</w:t>
-      </w:r>
-      <w:r>
-        <w:t xml:space="preserve"> omfattas av bilaga 1 i EU:s fågeldirektiv och är typisk art för </w:t>
-      </w:r>
-      <w:r>
-        <w:rPr>
-          <w:i/>
-        </w:rPr>
-        <w:t xml:space="preserve">9010 Taiga </w:t>
-      </w:r>
-      <w:r>
-        <w:t>och</w:t>
-      </w:r>
-      <w:r>
-        <w:rPr>
-          <w:i/>
-        </w:rPr>
         <w:t xml:space="preserve"> 9740 Skogsbevuxen myr</w:t>
       </w:r>
       <w:r>
         <w:t>. Den behöver grova träd, främst tall, asp och bok som boträd. Skogsbruk med korta omloppstider och täta, homogena ungskogar utgör det största hotet. Spillkråka är en nyckelart i skogliga miljöer vars övergivna bohål utnyttjas av flera andra hålhäckande fågelarter och fladdermöss, däribland pärluggla (EN, §4), knipa (§4), salskrake (§4) och skogsduva (§4). Hökuggla (VU, §4) och slaguggla (§4) häckar ofta i högstubbar som brutits av i höjd med ett gammalt spillkråkebo (SLU Artdatabanken, 2026; Skogsstyrelsen, 2016).</w:t>
-      </w:r>
-    </w:p>
-    <w:p>
-      <w:r>
-        <w:t>I BILAGA 1 finns mer detaljerad information om ekologi samt krav på livsmiljö hos fridlysta arter.</w:t>
-      </w:r>
-    </w:p>
-    <w:p>
-      <w:pPr>
-        <w:pStyle w:val="Heading2"/>
-      </w:pPr>
-      <w:r>
-        <w:t>Övriga naturvårdsarter</w:t>
-      </w:r>
-    </w:p>
-    <w:p>
-      <w:r>
-        <w:rPr>
-          <w:b/>
-        </w:rPr>
-        <w:t xml:space="preserve">Björksplintborre </w:t>
-      </w:r>
-      <w:r>
-        <w:t>är en skalbagge vars larvutveckling sker i bark på nyligen döda björkar, både stående träd och vindfällen. En prydlig rad med runda ventilationshål i barken ovanför modergången är synnerligen karaktäristiskt. Arten är knuten till lövrika blandskogar med en hög andel gamla träd, och starkt gynnad av naturliga störningar som torka, översvämningar, brand och stormfällningar. Talrika gnagspår kan tyda på biotoper med höga naturvärden, exempelvis för ovanliga hackspettar och andra, mer sällsynta vedinsekter. Larverna är omtyckt hackspettsföda (SLU Artdatabanken, 2025).</w:t>
-      </w:r>
-    </w:p>
-    <w:p>
-      <w:r>
-        <w:rPr>
-          <w:b/>
-        </w:rPr>
-        <w:t xml:space="preserve">Blodticka </w:t>
-      </w:r>
-      <w:r>
-        <w:t xml:space="preserve">är i norra Sverige främst knuten till grova granlågor i urskogsartad barrskog, men förekommer ibland även på klenare granar i anslutning till bäckar och sumpskogar. Den är en bra indikator på granskogar med höga naturvärden och oftast förekommer den tillsammans med ett stort antal ovanliga och rödlistade arter. I södra Sverige växer den framför allt på tall och har då ett lägre signalvärde. Blodticka är typisk art för </w:t>
-      </w:r>
-      <w:r>
-        <w:rPr>
-          <w:i/>
-        </w:rPr>
-        <w:t>9030 Landhöjningsskog</w:t>
-      </w:r>
-      <w:r>
-        <w:t xml:space="preserve"> (SLU Artdatabanken, 2025; Nitare &amp; Skogsstyrelsen, 2019).</w:t>
-      </w:r>
-    </w:p>
-    <w:p>
-      <w:r>
-        <w:rPr>
-          <w:b/>
-        </w:rPr>
-        <w:t>Bronshjon</w:t>
-      </w:r>
-      <w:r>
-        <w:t xml:space="preserve"> är en skalbagge vars larvutveckling sker under grov bark på stammar av döda eller döende barrträd, främst gran, i mindre omfattning tall. Arten är knuten till äldre, naturskogslik granskog med inslag av torkande träd. Bronshjon är typisk art för </w:t>
-      </w:r>
-      <w:r>
-        <w:rPr>
-          <w:i/>
-        </w:rPr>
-        <w:t>9010 Taiga</w:t>
-      </w:r>
-      <w:r>
-        <w:t xml:space="preserve"> (SLU Artdatabanken, 2025).</w:t>
-      </w:r>
-    </w:p>
-    <w:p>
-      <w:r>
-        <w:rPr>
-          <w:b/>
-        </w:rPr>
-        <w:t>Grovticka</w:t>
-      </w:r>
-      <w:r>
-        <w:t xml:space="preserve"> är i skogslandskapet främst knuten till naturskogsartad äldre barrskog. Den är där en värdefull ”gammelskogsindikator” och påträffas mest vid tallar som är över 200 år gamla.  Grovticka är typisk art för </w:t>
-      </w:r>
-      <w:r>
-        <w:rPr>
-          <w:i/>
-        </w:rPr>
-        <w:t xml:space="preserve">9060 Åsbarrskog </w:t>
-      </w:r>
-      <w:r>
-        <w:t>(Nitare &amp; Skogsstyrelsen, 2019; SLU Artdatabanken, 2025).</w:t>
-      </w:r>
-    </w:p>
-    <w:p>
-      <w:r>
-        <w:rPr>
-          <w:b/>
-        </w:rPr>
-        <w:t xml:space="preserve">Grönpyrola </w:t>
-      </w:r>
-      <w:r>
-        <w:t xml:space="preserve">växer främst på sandig, torr eller frisk mark i äldre barrskog, ofta på isälvsmaterial såsom sand och grus. Den påträffas främst i äldre naturligt uppkomna barrskogar, exempelvis på tallmoar, i åssluttningar, dyner och rasbranter. Arten är känslig för skogsbruksmetoder såsom slutavverkning och markberedning. Grönpyrola är typisk art för </w:t>
-      </w:r>
-      <w:r>
-        <w:rPr>
-          <w:i/>
-        </w:rPr>
-        <w:t>9010 Taiga, 9060 Åsbarrskog</w:t>
-      </w:r>
-      <w:r>
-        <w:t xml:space="preserve"> och</w:t>
-      </w:r>
-      <w:r>
-        <w:rPr>
-          <w:i/>
-        </w:rPr>
-        <w:t xml:space="preserve"> 1610 Åsöar i Östersjön </w:t>
-      </w:r>
-      <w:r>
-        <w:t>(Nitare &amp; Skogsstyrelsen, 2019; SLU Artdatabanken, 2025).</w:t>
-      </w:r>
-    </w:p>
-    <w:p>
-      <w:r>
-        <w:rPr>
-          <w:b/>
-        </w:rPr>
-        <w:t>Kransmossa</w:t>
-      </w:r>
-      <w:r>
-        <w:t xml:space="preserve"> är typisk art för </w:t>
-      </w:r>
-      <w:r>
-        <w:rPr>
-          <w:i/>
-        </w:rPr>
-        <w:t xml:space="preserve">9050 Näringsrik granskog </w:t>
-      </w:r>
-      <w:r>
-        <w:t xml:space="preserve">och </w:t>
-      </w:r>
-      <w:r>
-        <w:rPr>
-          <w:i/>
-        </w:rPr>
-        <w:t xml:space="preserve">6170 Alpina kalkgräsmarker </w:t>
-      </w:r>
-      <w:r>
-        <w:t>(SLU Artdatabanken, 2025).</w:t>
-      </w:r>
-    </w:p>
-    <w:p>
-      <w:r>
-        <w:rPr>
-          <w:b/>
-        </w:rPr>
-        <w:t>Mindre märgborre</w:t>
-      </w:r>
-      <w:r>
-        <w:t xml:space="preserve"> är en signalart för tallskog med höga naturvärden och betraktas tillsammans med skarptandad barkborre som nyckelarter för ett antal sällsynta åtgärdsprogramsarter som är beroende av deras gångsystem. Bland dessa kan nämnas avlång barkborre (VU), </w:t>
-      </w:r>
-      <w:r>
-        <w:rPr>
-          <w:i/>
-        </w:rPr>
-        <w:t>Corticeus longulus</w:t>
-      </w:r>
-      <w:r>
-        <w:t xml:space="preserve"> (VU), tallgångbagge (VU), cholodkovskys bastborre (NT) och tallbarksvartbagge (NT). Den mindre märgborrens måsvingeliknande gnaggångar är lätta att känna igen och hittas ofta på grova tallgrenar på marken. Rika förekomster av främst mindre märgborre men även skarptandad barkborre är en signal för artrikedom och inventeringar har visat att det är i skogar med en naturlig självgallring som det skapas förutsättningar för dessa arter samt de efterföljande åtgärdsprogramsarterna. Tallskogar med stark förekomst av mindre märgborre och skarptandad barkborre bör avsättas som reservat. Generellt bör hänsyn tas vid slutavverkning av talldominerad skog så att avverkningsrester som gren- och toppdelar lämnas. Mindre märgborre är typisk art för </w:t>
-      </w:r>
-      <w:r>
-        <w:rPr>
-          <w:i/>
-        </w:rPr>
-        <w:t>9060 Åsbarrskog</w:t>
-      </w:r>
-      <w:r>
-        <w:t xml:space="preserve"> (SLU Artdatabanken, 2026; Pettersson, 2014; Hedgren, 2012; Gunnarsson m fl., 1999).</w:t>
-      </w:r>
-    </w:p>
-    <w:p>
-      <w:r>
-        <w:rPr>
-          <w:b/>
-        </w:rPr>
-        <w:t xml:space="preserve">Vedtrappmossa (NT) </w:t>
-      </w:r>
-      <w:r>
-        <w:t xml:space="preserve">växer på död ved, främst i gammal granskog. Den förekommer knappast alls i fjällnära barrskogar utan finns i skogslandskapet nedom fjällen och framför allt i landets södra delar är den en mycket bra signalart för barrnaturskog med höga naturvärden. Skogsavverkning och brist på grov död ved i skogen är de allvarligaste hoten och den överlever inte kalhyggesbruk. Lokaler med sluten granskog, tillräckligt stora för att säkerställa ett kontinuerligt tillskott på grova lågor, bör undantas från storskaligt skogsbruk. Vedtrappmossa är typisk art för </w:t>
-      </w:r>
-      <w:r>
-        <w:rPr>
-          <w:i/>
-        </w:rPr>
-        <w:t>9010 Taiga</w:t>
-      </w:r>
-      <w:r>
-        <w:t xml:space="preserve"> (SLU Artdatabanken, 2024).</w:t>
-      </w:r>
-    </w:p>
-    <w:p>
-      <w:r>
-        <w:rPr>
-          <w:b/>
-        </w:rPr>
-        <w:t xml:space="preserve">Vågbandad barkbock </w:t>
-      </w:r>
-      <w:r>
-        <w:t>är en långhorning vars larvutveckling sker under bark på nyligen döda stående barrträd, främst gran, mer undantagsvis på tall. Främst i stående träd, särskilt gamla, långsamvuxna granar med grov bark, även i grövre grenar, stubbar eller vindfällen. Arten är starkt knuten till naturskogsliknande granskogar, och gynnas av extrema torrsomrar som försvagar träden. Arten påverkas negativt av brist på kontinuitetsskog och en minskning av populationen pågår eller förväntas ske (SLU Artdatabanken, 2025).</w:t>
       </w:r>
     </w:p>
     <w:p>
@@ -1457,7 +1414,7 @@
     <w:r>
       <w:tab/>
       <w:tab/>
-      <w:t>2026-06-20</w:t>
+      <w:t>2026-06-21</w:t>
       <w:br/>
       <w:br/>
     </w:r>

--- a/klagomål/A 22410-2026 FSC-klagomål.docx
+++ b/klagomål/A 22410-2026 FSC-klagomål.docx
@@ -1414,7 +1414,7 @@
     <w:r>
       <w:tab/>
       <w:tab/>
-      <w:t>2026-06-21</w:t>
+      <w:t>2026-06-22</w:t>
       <w:br/>
       <w:br/>
     </w:r>

--- a/klagomål/A 22410-2026 FSC-klagomål.docx
+++ b/klagomål/A 22410-2026 FSC-klagomål.docx
@@ -1414,7 +1414,7 @@
     <w:r>
       <w:tab/>
       <w:tab/>
-      <w:t>2026-06-22</w:t>
+      <w:t>2026-06-23</w:t>
       <w:br/>
       <w:br/>
     </w:r>

--- a/klagomål/A 22410-2026 FSC-klagomål.docx
+++ b/klagomål/A 22410-2026 FSC-klagomål.docx
@@ -1414,7 +1414,7 @@
     <w:r>
       <w:tab/>
       <w:tab/>
-      <w:t>2026-06-23</w:t>
+      <w:t>2026-06-24</w:t>
       <w:br/>
       <w:br/>
     </w:r>

--- a/klagomål/A 22410-2026 FSC-klagomål.docx
+++ b/klagomål/A 22410-2026 FSC-klagomål.docx
@@ -1414,7 +1414,7 @@
     <w:r>
       <w:tab/>
       <w:tab/>
-      <w:t>2026-06-24</w:t>
+      <w:t>2026-06-25</w:t>
       <w:br/>
       <w:br/>
     </w:r>

--- a/klagomål/A 22410-2026 FSC-klagomål.docx
+++ b/klagomål/A 22410-2026 FSC-klagomål.docx
@@ -1414,7 +1414,7 @@
     <w:r>
       <w:tab/>
       <w:tab/>
-      <w:t>2026-06-25</w:t>
+      <w:t>2026-06-26</w:t>
       <w:br/>
       <w:br/>
     </w:r>

--- a/klagomål/A 22410-2026 FSC-klagomål.docx
+++ b/klagomål/A 22410-2026 FSC-klagomål.docx
@@ -1414,7 +1414,7 @@
     <w:r>
       <w:tab/>
       <w:tab/>
-      <w:t>2026-06-26</w:t>
+      <w:t>2026-06-27</w:t>
       <w:br/>
       <w:br/>
     </w:r>

--- a/klagomål/A 22410-2026 FSC-klagomål.docx
+++ b/klagomål/A 22410-2026 FSC-klagomål.docx
@@ -1414,7 +1414,7 @@
     <w:r>
       <w:tab/>
       <w:tab/>
-      <w:t>2026-06-27</w:t>
+      <w:t>2026-06-28</w:t>
       <w:br/>
       <w:br/>
     </w:r>

--- a/klagomål/A 22410-2026 FSC-klagomål.docx
+++ b/klagomål/A 22410-2026 FSC-klagomål.docx
@@ -1414,7 +1414,7 @@
     <w:r>
       <w:tab/>
       <w:tab/>
-      <w:t>2026-06-28</w:t>
+      <w:t>2026-06-29</w:t>
       <w:br/>
       <w:br/>
     </w:r>

--- a/klagomål/A 22410-2026 FSC-klagomål.docx
+++ b/klagomål/A 22410-2026 FSC-klagomål.docx
@@ -1414,7 +1414,7 @@
     <w:r>
       <w:tab/>
       <w:tab/>
-      <w:t>2026-06-29</w:t>
+      <w:t>2026-06-30</w:t>
       <w:br/>
       <w:br/>
     </w:r>

--- a/klagomål/A 22410-2026 FSC-klagomål.docx
+++ b/klagomål/A 22410-2026 FSC-klagomål.docx
@@ -1414,7 +1414,7 @@
     <w:r>
       <w:tab/>
       <w:tab/>
-      <w:t>2026-06-30</w:t>
+      <w:t>2026-07-01</w:t>
       <w:br/>
       <w:br/>
     </w:r>

--- a/klagomål/A 22410-2026 FSC-klagomål.docx
+++ b/klagomål/A 22410-2026 FSC-klagomål.docx
@@ -1414,7 +1414,7 @@
     <w:r>
       <w:tab/>
       <w:tab/>
-      <w:t>2026-07-01</w:t>
+      <w:t>2026-07-02</w:t>
       <w:br/>
       <w:br/>
     </w:r>

--- a/klagomål/A 22410-2026 FSC-klagomål.docx
+++ b/klagomål/A 22410-2026 FSC-klagomål.docx
@@ -1414,7 +1414,7 @@
     <w:r>
       <w:tab/>
       <w:tab/>
-      <w:t>2026-07-13</w:t>
+      <w:t>2026-07-14</w:t>
       <w:br/>
       <w:br/>
     </w:r>

--- a/klagomål/A 22410-2026 FSC-klagomål.docx
+++ b/klagomål/A 22410-2026 FSC-klagomål.docx
@@ -1414,7 +1414,7 @@
     <w:r>
       <w:tab/>
       <w:tab/>
-      <w:t>2026-07-14</w:t>
+      <w:t>2026-07-15</w:t>
       <w:br/>
       <w:br/>
     </w:r>

--- a/klagomål/A 22410-2026 FSC-klagomål.docx
+++ b/klagomål/A 22410-2026 FSC-klagomål.docx
@@ -1414,7 +1414,7 @@
     <w:r>
       <w:tab/>
       <w:tab/>
-      <w:t>2026-07-15</w:t>
+      <w:t>2026-07-16</w:t>
       <w:br/>
       <w:br/>
     </w:r>

--- a/klagomål/A 22410-2026 FSC-klagomål.docx
+++ b/klagomål/A 22410-2026 FSC-klagomål.docx
@@ -1414,7 +1414,7 @@
     <w:r>
       <w:tab/>
       <w:tab/>
-      <w:t>2026-07-16</w:t>
+      <w:t>2026-07-17</w:t>
       <w:br/>
       <w:br/>
     </w:r>

--- a/klagomål/A 22410-2026 FSC-klagomål.docx
+++ b/klagomål/A 22410-2026 FSC-klagomål.docx
@@ -1414,7 +1414,7 @@
     <w:r>
       <w:tab/>
       <w:tab/>
-      <w:t>2026-07-17</w:t>
+      <w:t>2026-07-18</w:t>
       <w:br/>
       <w:br/>
     </w:r>

--- a/klagomål/A 22410-2026 FSC-klagomål.docx
+++ b/klagomål/A 22410-2026 FSC-klagomål.docx
@@ -1414,7 +1414,7 @@
     <w:r>
       <w:tab/>
       <w:tab/>
-      <w:t>2026-07-18</w:t>
+      <w:t>2026-07-19</w:t>
       <w:br/>
       <w:br/>
     </w:r>

--- a/klagomål/A 22410-2026 FSC-klagomål.docx
+++ b/klagomål/A 22410-2026 FSC-klagomål.docx
@@ -1414,7 +1414,7 @@
     <w:r>
       <w:tab/>
       <w:tab/>
-      <w:t>2026-07-19</w:t>
+      <w:t>2026-07-20</w:t>
       <w:br/>
       <w:br/>
     </w:r>

--- a/klagomål/A 22410-2026 FSC-klagomål.docx
+++ b/klagomål/A 22410-2026 FSC-klagomål.docx
@@ -1414,7 +1414,7 @@
     <w:r>
       <w:tab/>
       <w:tab/>
-      <w:t>2026-07-20</w:t>
+      <w:t>2026-07-21</w:t>
       <w:br/>
       <w:br/>
     </w:r>

--- a/klagomål/A 22410-2026 FSC-klagomål.docx
+++ b/klagomål/A 22410-2026 FSC-klagomål.docx
@@ -1414,7 +1414,7 @@
     <w:r>
       <w:tab/>
       <w:tab/>
-      <w:t>2026-07-21</w:t>
+      <w:t>2026-07-22</w:t>
       <w:br/>
       <w:br/>
     </w:r>

--- a/klagomål/A 22410-2026 FSC-klagomål.docx
+++ b/klagomål/A 22410-2026 FSC-klagomål.docx
@@ -1414,7 +1414,7 @@
     <w:r>
       <w:tab/>
       <w:tab/>
-      <w:t>2026-07-22</w:t>
+      <w:t>2026-07-23</w:t>
       <w:br/>
       <w:br/>
     </w:r>

--- a/klagomål/A 22410-2026 FSC-klagomål.docx
+++ b/klagomål/A 22410-2026 FSC-klagomål.docx
@@ -1414,7 +1414,7 @@
     <w:r>
       <w:tab/>
       <w:tab/>
-      <w:t>2026-07-23</w:t>
+      <w:t>2026-07-24</w:t>
       <w:br/>
       <w:br/>
     </w:r>

--- a/klagomål/A 22410-2026 FSC-klagomål.docx
+++ b/klagomål/A 22410-2026 FSC-klagomål.docx
@@ -1414,7 +1414,7 @@
     <w:r>
       <w:tab/>
       <w:tab/>
-      <w:t>2026-07-24</w:t>
+      <w:t>2026-07-25</w:t>
       <w:br/>
       <w:br/>
     </w:r>

--- a/klagomål/A 22410-2026 FSC-klagomål.docx
+++ b/klagomål/A 22410-2026 FSC-klagomål.docx
@@ -1414,7 +1414,7 @@
     <w:r>
       <w:tab/>
       <w:tab/>
-      <w:t>2026-07-25</w:t>
+      <w:t>2026-07-26</w:t>
       <w:br/>
       <w:br/>
     </w:r>

--- a/klagomål/A 22410-2026 FSC-klagomål.docx
+++ b/klagomål/A 22410-2026 FSC-klagomål.docx
@@ -1414,7 +1414,7 @@
     <w:r>
       <w:tab/>
       <w:tab/>
-      <w:t>2026-07-26</w:t>
+      <w:t>2026-07-27</w:t>
       <w:br/>
       <w:br/>
     </w:r>

--- a/klagomål/A 22410-2026 FSC-klagomål.docx
+++ b/klagomål/A 22410-2026 FSC-klagomål.docx
@@ -1414,7 +1414,7 @@
     <w:r>
       <w:tab/>
       <w:tab/>
-      <w:t>2026-07-27</w:t>
+      <w:t>2026-07-28</w:t>
       <w:br/>
       <w:br/>
     </w:r>

--- a/klagomål/A 22410-2026 FSC-klagomål.docx
+++ b/klagomål/A 22410-2026 FSC-klagomål.docx
@@ -1414,7 +1414,7 @@
     <w:r>
       <w:tab/>
       <w:tab/>
-      <w:t>2026-07-28</w:t>
+      <w:t>2026-07-29</w:t>
       <w:br/>
       <w:br/>
     </w:r>

--- a/klagomål/A 22410-2026 FSC-klagomål.docx
+++ b/klagomål/A 22410-2026 FSC-klagomål.docx
@@ -1414,7 +1414,7 @@
     <w:r>
       <w:tab/>
       <w:tab/>
-      <w:t>2026-07-29</w:t>
+      <w:t>2026-07-30</w:t>
       <w:br/>
       <w:br/>
     </w:r>

--- a/klagomål/A 22410-2026 FSC-klagomål.docx
+++ b/klagomål/A 22410-2026 FSC-klagomål.docx
@@ -1414,7 +1414,7 @@
     <w:r>
       <w:tab/>
       <w:tab/>
-      <w:t>2026-07-30</w:t>
+      <w:t>2026-07-31</w:t>
       <w:br/>
       <w:br/>
     </w:r>

--- a/klagomål/A 22410-2026 FSC-klagomål.docx
+++ b/klagomål/A 22410-2026 FSC-klagomål.docx
@@ -1414,7 +1414,7 @@
     <w:r>
       <w:tab/>
       <w:tab/>
-      <w:t>2026-07-31</w:t>
+      <w:t>2026-08-01</w:t>
       <w:br/>
       <w:br/>
     </w:r>

--- a/klagomål/A 22410-2026 FSC-klagomål.docx
+++ b/klagomål/A 22410-2026 FSC-klagomål.docx
@@ -1414,7 +1414,7 @@
     <w:r>
       <w:tab/>
       <w:tab/>
-      <w:t>2026-08-01</w:t>
+      <w:t>2026-08-02</w:t>
       <w:br/>
       <w:br/>
     </w:r>

--- a/klagomål/A 22410-2026 FSC-klagomål.docx
+++ b/klagomål/A 22410-2026 FSC-klagomål.docx
@@ -1414,7 +1414,7 @@
     <w:r>
       <w:tab/>
       <w:tab/>
-      <w:t>2026-08-02</w:t>
+      <w:t>2026-08-03</w:t>
       <w:br/>
       <w:br/>
     </w:r>

--- a/klagomål/A 22410-2026 FSC-klagomål.docx
+++ b/klagomål/A 22410-2026 FSC-klagomål.docx
@@ -1414,7 +1414,7 @@
     <w:r>
       <w:tab/>
       <w:tab/>
-      <w:t>2026-08-03</w:t>
+      <w:t>2026-08-05</w:t>
       <w:br/>
       <w:br/>
     </w:r>

--- a/klagomål/A 22410-2026 FSC-klagomål.docx
+++ b/klagomål/A 22410-2026 FSC-klagomål.docx
@@ -1414,7 +1414,7 @@
     <w:r>
       <w:tab/>
       <w:tab/>
-      <w:t>2026-08-05</w:t>
+      <w:t>2026-08-07</w:t>
       <w:br/>
       <w:br/>
     </w:r>

--- a/klagomål/A 22410-2026 FSC-klagomål.docx
+++ b/klagomål/A 22410-2026 FSC-klagomål.docx
@@ -1414,7 +1414,7 @@
     <w:r>
       <w:tab/>
       <w:tab/>
-      <w:t>2026-08-07</w:t>
+      <w:t>2026-08-08</w:t>
       <w:br/>
       <w:br/>
     </w:r>

--- a/klagomål/A 22410-2026 FSC-klagomål.docx
+++ b/klagomål/A 22410-2026 FSC-klagomål.docx
@@ -216,7 +216,7 @@
         <w:spacing w:after="240"/>
       </w:pPr>
       <w:r>
-        <w:t>Figur 1. Fyndplatser för naturvårdsarter i och inom 6 meter från avverkningsanmälan. Markörer utan svart kant är placerade på fyndplatsen. Markörer med svart kant är placerade vid sidan av fyndplatsen har ett svart streck som visar fyndplatsens exakta position. Kartans mittpunktskoordinat är N 6448533, E 563909 i SWEREF 99 TM.</w:t>
+        <w:t>Figur 1. Fyndplatser för naturvårdsarter i och inom 6 meter från avverkningsanmälan. Markörer utan svart kant är placerade på fyndplatsen. Markörer med svart kant är placerade vid sidan av fyndplatsen och har ett svart streck som visar fyndplatsens exakta position. Kartans mittpunktskoordinat är N 6448533, E 563909 i SWEREF 99 TM.</w:t>
       </w:r>
     </w:p>
     <w:p>
@@ -1414,7 +1414,7 @@
     <w:r>
       <w:tab/>
       <w:tab/>
-      <w:t>2026-08-14</w:t>
+      <w:t>2026-08-15</w:t>
       <w:br/>
       <w:br/>
     </w:r>

--- a/klagomål/A 22410-2026 FSC-klagomål.docx
+++ b/klagomål/A 22410-2026 FSC-klagomål.docx
@@ -1414,7 +1414,7 @@
     <w:r>
       <w:tab/>
       <w:tab/>
-      <w:t>2026-08-15</w:t>
+      <w:t>2026-08-16</w:t>
       <w:br/>
       <w:br/>
     </w:r>

--- a/klagomål/A 22410-2026 FSC-klagomål.docx
+++ b/klagomål/A 22410-2026 FSC-klagomål.docx
@@ -1414,7 +1414,7 @@
     <w:r>
       <w:tab/>
       <w:tab/>
-      <w:t>2026-08-16</w:t>
+      <w:t>2026-08-17</w:t>
       <w:br/>
       <w:br/>
     </w:r>

--- a/klagomål/A 22410-2026 FSC-klagomål.docx
+++ b/klagomål/A 22410-2026 FSC-klagomål.docx
@@ -1414,7 +1414,7 @@
     <w:r>
       <w:tab/>
       <w:tab/>
-      <w:t>2026-08-17</w:t>
+      <w:t>2026-08-18</w:t>
       <w:br/>
       <w:br/>
     </w:r>

--- a/klagomål/A 22410-2026 FSC-klagomål.docx
+++ b/klagomål/A 22410-2026 FSC-klagomål.docx
@@ -1414,7 +1414,7 @@
     <w:r>
       <w:tab/>
       <w:tab/>
-      <w:t>2026-08-18</w:t>
+      <w:t>2026-08-19</w:t>
       <w:br/>
       <w:br/>
     </w:r>

--- a/klagomål/A 22410-2026 FSC-klagomål.docx
+++ b/klagomål/A 22410-2026 FSC-klagomål.docx
@@ -1414,7 +1414,7 @@
     <w:r>
       <w:tab/>
       <w:tab/>
-      <w:t>2026-08-19</w:t>
+      <w:t>2026-08-20</w:t>
       <w:br/>
       <w:br/>
     </w:r>

--- a/klagomål/A 22410-2026 FSC-klagomål.docx
+++ b/klagomål/A 22410-2026 FSC-klagomål.docx
@@ -1414,7 +1414,7 @@
     <w:r>
       <w:tab/>
       <w:tab/>
-      <w:t>2026-08-20</w:t>
+      <w:t>2026-08-21</w:t>
       <w:br/>
       <w:br/>
     </w:r>

--- a/klagomål/A 22410-2026 FSC-klagomål.docx
+++ b/klagomål/A 22410-2026 FSC-klagomål.docx
@@ -1414,7 +1414,7 @@
     <w:r>
       <w:tab/>
       <w:tab/>
-      <w:t>2026-08-21</w:t>
+      <w:t>2026-08-22</w:t>
       <w:br/>
       <w:br/>
     </w:r>

--- a/klagomål/A 22410-2026 FSC-klagomål.docx
+++ b/klagomål/A 22410-2026 FSC-klagomål.docx
@@ -1414,7 +1414,7 @@
     <w:r>
       <w:tab/>
       <w:tab/>
-      <w:t>2026-08-22</w:t>
+      <w:t>2026-08-23</w:t>
       <w:br/>
       <w:br/>
     </w:r>

--- a/klagomål/A 22410-2026 FSC-klagomål.docx
+++ b/klagomål/A 22410-2026 FSC-klagomål.docx
@@ -1414,7 +1414,7 @@
     <w:r>
       <w:tab/>
       <w:tab/>
-      <w:t>2026-08-23</w:t>
+      <w:t>2026-08-24</w:t>
       <w:br/>
       <w:br/>
     </w:r>

--- a/klagomål/A 22410-2026 FSC-klagomål.docx
+++ b/klagomål/A 22410-2026 FSC-klagomål.docx
@@ -1414,7 +1414,7 @@
     <w:r>
       <w:tab/>
       <w:tab/>
-      <w:t>2026-08-24</w:t>
+      <w:t>2026-08-25</w:t>
       <w:br/>
       <w:br/>
     </w:r>

--- a/klagomål/A 22410-2026 FSC-klagomål.docx
+++ b/klagomål/A 22410-2026 FSC-klagomål.docx
@@ -1414,7 +1414,7 @@
     <w:r>
       <w:tab/>
       <w:tab/>
-      <w:t>2026-08-25</w:t>
+      <w:t>2026-08-26</w:t>
       <w:br/>
       <w:br/>
     </w:r>

--- a/klagomål/A 22410-2026 FSC-klagomål.docx
+++ b/klagomål/A 22410-2026 FSC-klagomål.docx
@@ -1414,7 +1414,7 @@
     <w:r>
       <w:tab/>
       <w:tab/>
-      <w:t>2026-08-26</w:t>
+      <w:t>2026-08-27</w:t>
       <w:br/>
       <w:br/>
     </w:r>

--- a/klagomål/A 22410-2026 FSC-klagomål.docx
+++ b/klagomål/A 22410-2026 FSC-klagomål.docx
@@ -1414,7 +1414,7 @@
     <w:r>
       <w:tab/>
       <w:tab/>
-      <w:t>2026-08-27</w:t>
+      <w:t>2026-08-28</w:t>
       <w:br/>
       <w:br/>
     </w:r>

--- a/klagomål/A 22410-2026 FSC-klagomål.docx
+++ b/klagomål/A 22410-2026 FSC-klagomål.docx
@@ -1414,7 +1414,7 @@
     <w:r>
       <w:tab/>
       <w:tab/>
-      <w:t>2026-08-28</w:t>
+      <w:t>2026-08-29</w:t>
       <w:br/>
       <w:br/>
     </w:r>

--- a/klagomål/A 22410-2026 FSC-klagomål.docx
+++ b/klagomål/A 22410-2026 FSC-klagomål.docx
@@ -1414,7 +1414,7 @@
     <w:r>
       <w:tab/>
       <w:tab/>
-      <w:t>2026-08-29</w:t>
+      <w:t>2026-08-31</w:t>
       <w:br/>
       <w:br/>
     </w:r>

--- a/klagomål/A 22410-2026 FSC-klagomål.docx
+++ b/klagomål/A 22410-2026 FSC-klagomål.docx
@@ -1414,7 +1414,7 @@
     <w:r>
       <w:tab/>
       <w:tab/>
-      <w:t>2026-08-31</w:t>
+      <w:t>2026-09-01</w:t>
       <w:br/>
       <w:br/>
     </w:r>

--- a/klagomål/A 22410-2026 FSC-klagomål.docx
+++ b/klagomål/A 22410-2026 FSC-klagomål.docx
@@ -1414,7 +1414,7 @@
     <w:r>
       <w:tab/>
       <w:tab/>
-      <w:t>2026-09-01</w:t>
+      <w:t>2026-09-02</w:t>
       <w:br/>
       <w:br/>
     </w:r>

--- a/klagomål/A 22410-2026 FSC-klagomål.docx
+++ b/klagomål/A 22410-2026 FSC-klagomål.docx
@@ -1414,7 +1414,7 @@
     <w:r>
       <w:tab/>
       <w:tab/>
-      <w:t>2026-09-02</w:t>
+      <w:t>2026-09-03</w:t>
       <w:br/>
       <w:br/>
     </w:r>

--- a/klagomål/A 22410-2026 FSC-klagomål.docx
+++ b/klagomål/A 22410-2026 FSC-klagomål.docx
@@ -1414,7 +1414,7 @@
     <w:r>
       <w:tab/>
       <w:tab/>
-      <w:t>2026-09-03</w:t>
+      <w:t>2026-09-04</w:t>
       <w:br/>
       <w:br/>
     </w:r>

--- a/klagomål/A 22410-2026 FSC-klagomål.docx
+++ b/klagomål/A 22410-2026 FSC-klagomål.docx
@@ -1414,7 +1414,7 @@
     <w:r>
       <w:tab/>
       <w:tab/>
-      <w:t>2026-09-04</w:t>
+      <w:t>2026-09-05</w:t>
       <w:br/>
       <w:br/>
     </w:r>

--- a/klagomål/A 22410-2026 FSC-klagomål.docx
+++ b/klagomål/A 22410-2026 FSC-klagomål.docx
@@ -1414,7 +1414,7 @@
     <w:r>
       <w:tab/>
       <w:tab/>
-      <w:t>2026-09-05</w:t>
+      <w:t>2026-09-06</w:t>
       <w:br/>
       <w:br/>
     </w:r>

--- a/klagomål/A 22410-2026 FSC-klagomål.docx
+++ b/klagomål/A 22410-2026 FSC-klagomål.docx
@@ -1414,7 +1414,7 @@
     <w:r>
       <w:tab/>
       <w:tab/>
-      <w:t>2026-09-06</w:t>
+      <w:t>2026-09-07</w:t>
       <w:br/>
       <w:br/>
     </w:r>

--- a/klagomål/A 22410-2026 FSC-klagomål.docx
+++ b/klagomål/A 22410-2026 FSC-klagomål.docx
@@ -1414,7 +1414,7 @@
     <w:r>
       <w:tab/>
       <w:tab/>
-      <w:t>2026-09-07</w:t>
+      <w:t>2026-09-08</w:t>
       <w:br/>
       <w:br/>
     </w:r>

--- a/klagomål/A 22410-2026 FSC-klagomål.docx
+++ b/klagomål/A 22410-2026 FSC-klagomål.docx
@@ -1414,7 +1414,7 @@
     <w:r>
       <w:tab/>
       <w:tab/>
-      <w:t>2026-09-08</w:t>
+      <w:t>2026-09-09</w:t>
       <w:br/>
       <w:br/>
     </w:r>

--- a/klagomål/A 22410-2026 FSC-klagomål.docx
+++ b/klagomål/A 22410-2026 FSC-klagomål.docx
@@ -1414,7 +1414,7 @@
     <w:r>
       <w:tab/>
       <w:tab/>
-      <w:t>2026-09-09</w:t>
+      <w:t>2026-09-10</w:t>
       <w:br/>
       <w:br/>
     </w:r>

--- a/klagomål/A 22410-2026 FSC-klagomål.docx
+++ b/klagomål/A 22410-2026 FSC-klagomål.docx
@@ -1414,7 +1414,7 @@
     <w:r>
       <w:tab/>
       <w:tab/>
-      <w:t>2026-09-10</w:t>
+      <w:t>2026-09-11</w:t>
       <w:br/>
       <w:br/>
     </w:r>

--- a/klagomål/A 22410-2026 FSC-klagomål.docx
+++ b/klagomål/A 22410-2026 FSC-klagomål.docx
@@ -1414,7 +1414,7 @@
     <w:r>
       <w:tab/>
       <w:tab/>
-      <w:t>2026-09-11</w:t>
+      <w:t>2026-09-12</w:t>
       <w:br/>
       <w:br/>
     </w:r>

--- a/klagomål/A 22410-2026 FSC-klagomål.docx
+++ b/klagomål/A 22410-2026 FSC-klagomål.docx
@@ -1414,7 +1414,7 @@
     <w:r>
       <w:tab/>
       <w:tab/>
-      <w:t>2026-09-12</w:t>
+      <w:t>2026-09-13</w:t>
       <w:br/>
       <w:br/>
     </w:r>
